--- a/docs/03-stack.docx
+++ b/docs/03-stack.docx
@@ -54,10 +54,7 @@
     </w:p>
     <w:p>
       <w:r>
-        <w:t>С</w:t>
-      </w:r>
-      <w:r>
-        <w:t>лои</w:t>
+        <w:t>Слои</w:t>
       </w:r>
       <w:r>
         <w:t xml:space="preserve">: </w:t>
@@ -159,13 +156,7 @@
         <w:rPr>
           <w:lang w:val="en-US"/>
         </w:rPr>
-        <w:t xml:space="preserve"> </w:t>
-      </w:r>
-      <w:r>
-        <w:rPr>
-          <w:lang w:val="en-US"/>
-        </w:rPr>
-        <w:t>(Model-View-</w:t>
+        <w:t xml:space="preserve"> (Model-View-</w:t>
       </w:r>
       <w:proofErr w:type="spellStart"/>
       <w:r>
@@ -285,10 +276,7 @@
       </w:r>
       <w:proofErr w:type="spellEnd"/>
       <w:r>
-        <w:t xml:space="preserve"> </w:t>
-      </w:r>
-      <w:r>
-        <w:t>(процесс для маппинга)</w:t>
+        <w:t xml:space="preserve"> (процесс для маппинга)</w:t>
       </w:r>
       <w:r>
         <w:t>,</w:t>
@@ -337,49 +325,19 @@
         <w:rPr>
           <w:lang w:val="en-US"/>
         </w:rPr>
-        <w:t xml:space="preserve">: Intent </w:t>
+        <w:t xml:space="preserve">: Intent - Reducer </w:t>
       </w:r>
       <w:r>
         <w:rPr>
           <w:lang w:val="en-US"/>
         </w:rPr>
-        <w:t>-</w:t>
+        <w:t xml:space="preserve">(action) </w:t>
       </w:r>
       <w:r>
         <w:rPr>
           <w:lang w:val="en-US"/>
         </w:rPr>
-        <w:t xml:space="preserve"> Reducer </w:t>
-      </w:r>
-      <w:r>
-        <w:rPr>
-          <w:lang w:val="en-US"/>
-        </w:rPr>
-        <w:t>(</w:t>
-      </w:r>
-      <w:r>
-        <w:rPr>
-          <w:lang w:val="en-US"/>
-        </w:rPr>
-        <w:t>action)</w:t>
-      </w:r>
-      <w:r>
-        <w:rPr>
-          <w:lang w:val="en-US"/>
-        </w:rPr>
-        <w:t xml:space="preserve"> </w:t>
-      </w:r>
-      <w:r>
-        <w:rPr>
-          <w:lang w:val="en-US"/>
-        </w:rPr>
-        <w:t>-</w:t>
-      </w:r>
-      <w:r>
-        <w:rPr>
-          <w:lang w:val="en-US"/>
-        </w:rPr>
-        <w:t xml:space="preserve"> State </w:t>
+        <w:t xml:space="preserve">- State </w:t>
       </w:r>
       <w:r>
         <w:t>и</w:t>
@@ -407,13 +365,7 @@
         <w:t>и</w:t>
       </w:r>
       <w:r>
-        <w:t xml:space="preserve"> оптимистичные обновления (подтвердил точку </w:t>
-      </w:r>
-      <w:r>
-        <w:t>-</w:t>
-      </w:r>
-      <w:r>
-        <w:t xml:space="preserve"> сразу видно, но потом откат при ошибке). В MVVM легко получить рассинхрон состояния.</w:t>
+        <w:t xml:space="preserve"> оптимистичные обновления (подтвердил точку - сразу видно, но потом откат при ошибке). В MVVM легко получить рассинхрон состояния.</w:t>
       </w:r>
     </w:p>
     <w:p>
@@ -522,6 +474,9 @@
           <w:lang w:val="en-US"/>
         </w:rPr>
         <w:t xml:space="preserve"> UI</w:t>
+      </w:r>
+      <w:r>
+        <w:t>.</w:t>
       </w:r>
     </w:p>
     <w:tbl>
@@ -819,6 +774,9 @@
       <w:r>
         <w:t>Архитектура и состояние</w:t>
       </w:r>
+      <w:r>
+        <w:t>.</w:t>
+      </w:r>
     </w:p>
     <w:tbl>
       <w:tblPr>
@@ -932,10 +890,7 @@
               <w:t xml:space="preserve"> на экран, </w:t>
             </w:r>
             <w:r>
-              <w:t>неизменяемый</w:t>
-            </w:r>
-            <w:r>
-              <w:t xml:space="preserve"> </w:t>
+              <w:t xml:space="preserve">неизменяемый </w:t>
             </w:r>
             <w:proofErr w:type="spellStart"/>
             <w:r>
@@ -1140,10 +1095,7 @@
               <w:t>в</w:t>
             </w:r>
             <w:r>
-              <w:t>ремя компиляции</w:t>
-            </w:r>
-            <w:r>
-              <w:t xml:space="preserve"> </w:t>
+              <w:t xml:space="preserve">ремя компиляции </w:t>
             </w:r>
             <w:r>
               <w:t xml:space="preserve">проверок </w:t>
@@ -1173,6 +1125,9 @@
       </w:pPr>
       <w:r>
         <w:t>Сеть</w:t>
+      </w:r>
+      <w:r>
+        <w:t>.</w:t>
       </w:r>
     </w:p>
     <w:tbl>
@@ -1521,10 +1476,7 @@
               <w:t>)</w:t>
             </w:r>
             <w:r>
-              <w:t>, но</w:t>
-            </w:r>
-            <w:r>
-              <w:t xml:space="preserve"> </w:t>
+              <w:t xml:space="preserve">, но </w:t>
             </w:r>
             <w:r>
               <w:t>д</w:t>
@@ -1563,6 +1515,9 @@
       </w:pPr>
       <w:r>
         <w:t>Локальный кэш (офлайн-режим)</w:t>
+      </w:r>
+      <w:r>
+        <w:t>.</w:t>
       </w:r>
     </w:p>
     <w:tbl>
@@ -1767,6 +1722,9 @@
       <w:r>
         <w:t>Карта</w:t>
       </w:r>
+      <w:r>
+        <w:t>.</w:t>
+      </w:r>
     </w:p>
     <w:tbl>
       <w:tblPr>
@@ -2007,6 +1965,9 @@
         <w:lastRenderedPageBreak/>
         <w:t>Обработка ошибок и утилиты</w:t>
       </w:r>
+      <w:r>
+        <w:t>.</w:t>
+      </w:r>
     </w:p>
     <w:tbl>
       <w:tblPr>
@@ -2309,7 +2270,13 @@
         </w:numPr>
       </w:pPr>
       <w:r>
-        <w:t>Тип серверной части и сравнение двух вариантов</w:t>
+        <w:t>С</w:t>
+      </w:r>
+      <w:r>
+        <w:t>равнение двух вариантов</w:t>
+      </w:r>
+      <w:r>
+        <w:t xml:space="preserve"> серверной части</w:t>
       </w:r>
     </w:p>
     <w:p>
@@ -2376,10 +2343,7 @@
         <w:t>BaaS</w:t>
       </w:r>
       <w:r>
-        <w:t xml:space="preserve"> </w:t>
-      </w:r>
-      <w:r>
-        <w:t>(</w:t>
+        <w:t xml:space="preserve"> (</w:t>
       </w:r>
       <w:r>
         <w:rPr>
@@ -2475,13 +2439,7 @@
         <w:t>Functions</w:t>
       </w:r>
       <w:r>
-        <w:t xml:space="preserve"> (</w:t>
-      </w:r>
-      <w:r>
-        <w:t>выполнять код не на центральном сервере, а на граничных узлах сети</w:t>
-      </w:r>
-      <w:r>
-        <w:t>)</w:t>
+        <w:t xml:space="preserve"> (выполнять код не на центральном сервере, а на граничных узлах сети)</w:t>
       </w:r>
       <w:r>
         <w:t>.</w:t>
@@ -2540,6 +2498,9 @@
         <w:t xml:space="preserve"> даёт гибкий доступ к пользовательским точкам. Стоимость</w:t>
       </w:r>
       <w:r>
+        <w:rPr>
+          <w:lang w:val="en-US"/>
+        </w:rPr>
         <w:t xml:space="preserve">: </w:t>
       </w:r>
       <w:r>
@@ -2549,6 +2510,9 @@
         <w:t>Free</w:t>
       </w:r>
       <w:r>
+        <w:rPr>
+          <w:lang w:val="en-US"/>
+        </w:rPr>
         <w:t xml:space="preserve"> </w:t>
       </w:r>
       <w:r>
@@ -2558,6 +2522,9 @@
         <w:t>tier</w:t>
       </w:r>
       <w:r>
+        <w:rPr>
+          <w:lang w:val="en-US"/>
+        </w:rPr>
         <w:t xml:space="preserve"> (500 </w:t>
       </w:r>
       <w:r>
@@ -2567,12 +2534,18 @@
         <w:t>MB</w:t>
       </w:r>
       <w:r>
+        <w:rPr>
+          <w:lang w:val="en-US"/>
+        </w:rPr>
         <w:t xml:space="preserve"> </w:t>
       </w:r>
       <w:r>
         <w:t>БД</w:t>
       </w:r>
       <w:r>
+        <w:rPr>
+          <w:lang w:val="en-US"/>
+        </w:rPr>
         <w:t>, 50</w:t>
       </w:r>
       <w:r>
@@ -2582,6 +2555,9 @@
         <w:t>k</w:t>
       </w:r>
       <w:r>
+        <w:rPr>
+          <w:lang w:val="en-US"/>
+        </w:rPr>
         <w:t xml:space="preserve"> </w:t>
       </w:r>
       <w:r>
@@ -2591,6 +2567,9 @@
         <w:t>MAU</w:t>
       </w:r>
       <w:r>
+        <w:rPr>
+          <w:lang w:val="en-US"/>
+        </w:rPr>
         <w:t xml:space="preserve"> </w:t>
       </w:r>
       <w:r>
@@ -2600,6 +2579,9 @@
         <w:t>Monthly</w:t>
       </w:r>
       <w:r>
+        <w:rPr>
+          <w:lang w:val="en-US"/>
+        </w:rPr>
         <w:t xml:space="preserve"> </w:t>
       </w:r>
       <w:r>
@@ -2609,6 +2591,9 @@
         <w:t>Active</w:t>
       </w:r>
       <w:r>
+        <w:rPr>
+          <w:lang w:val="en-US"/>
+        </w:rPr>
         <w:t xml:space="preserve"> </w:t>
       </w:r>
       <w:r>
@@ -2618,38 +2603,74 @@
         <w:t>Users</w:t>
       </w:r>
       <w:r>
-        <w:t>, с англ. «ежемесячные активные пользователи»)</w:t>
-      </w:r>
-      <w:r>
-        <w:t>)</w:t>
-      </w:r>
-      <w:r>
-        <w:t>, если взять</w:t>
-      </w:r>
-      <w:r>
-        <w:t xml:space="preserve"> Pro</w:t>
-      </w:r>
-      <w:r>
-        <w:t>, то</w:t>
-      </w:r>
-      <w:r>
-        <w:t xml:space="preserve"> $25/мес.</w:t>
-      </w:r>
-    </w:p>
-    <w:p>
-      <w:pPr>
         <w:rPr>
           <w:lang w:val="en-US"/>
         </w:rPr>
-      </w:pPr>
-      <w:r>
-        <w:t>Вариант</w:t>
+        <w:t xml:space="preserve">, </w:t>
+      </w:r>
+      <w:r>
+        <w:t>с</w:t>
       </w:r>
       <w:r>
         <w:rPr>
           <w:lang w:val="en-US"/>
         </w:rPr>
-        <w:t xml:space="preserve"> B: Firebase (</w:t>
+        <w:t xml:space="preserve"> </w:t>
+      </w:r>
+      <w:proofErr w:type="spellStart"/>
+      <w:r>
+        <w:t>англ</w:t>
+      </w:r>
+      <w:proofErr w:type="spellEnd"/>
+      <w:r>
+        <w:rPr>
+          <w:lang w:val="en-US"/>
+        </w:rPr>
+        <w:t xml:space="preserve">. </w:t>
+      </w:r>
+      <w:r>
+        <w:t>«ежемесячные активные пользователи»)</w:t>
+      </w:r>
+      <w:r>
+        <w:t>)</w:t>
+      </w:r>
+      <w:r>
+        <w:t>, если взять</w:t>
+      </w:r>
+      <w:r>
+        <w:t xml:space="preserve"> Pro</w:t>
+      </w:r>
+      <w:r>
+        <w:t>, то</w:t>
+      </w:r>
+      <w:r>
+        <w:t xml:space="preserve"> $25/мес.</w:t>
+      </w:r>
+    </w:p>
+    <w:p>
+      <w:r>
+        <w:t>Вариант</w:t>
+      </w:r>
+      <w:r>
+        <w:t xml:space="preserve"> </w:t>
+      </w:r>
+      <w:r>
+        <w:rPr>
+          <w:lang w:val="en-US"/>
+        </w:rPr>
+        <w:t>B</w:t>
+      </w:r>
+      <w:r>
+        <w:t xml:space="preserve">: </w:t>
+      </w:r>
+      <w:r>
+        <w:rPr>
+          <w:lang w:val="en-US"/>
+        </w:rPr>
+        <w:t>Firebase</w:t>
+      </w:r>
+      <w:r>
+        <w:t xml:space="preserve"> (</w:t>
       </w:r>
       <w:proofErr w:type="spellStart"/>
       <w:r>
@@ -2660,45 +2681,39 @@
       </w:r>
       <w:proofErr w:type="spellEnd"/>
       <w:r>
+        <w:t xml:space="preserve"> </w:t>
+      </w:r>
+      <w:r>
+        <w:t>и</w:t>
+      </w:r>
+      <w:r>
+        <w:t xml:space="preserve"> </w:t>
+      </w:r>
+      <w:r>
         <w:rPr>
           <w:lang w:val="en-US"/>
         </w:rPr>
+        <w:t>Cloud</w:t>
+      </w:r>
+      <w:r>
         <w:t xml:space="preserve"> </w:t>
-      </w:r>
-      <w:r>
-        <w:t>и</w:t>
       </w:r>
       <w:r>
         <w:rPr>
           <w:lang w:val="en-US"/>
         </w:rPr>
-        <w:t xml:space="preserve"> Cloud Functions)</w:t>
-      </w:r>
-      <w:r>
-        <w:rPr>
-          <w:lang w:val="en-US"/>
-        </w:rPr>
-        <w:t xml:space="preserve"> </w:t>
-      </w:r>
-      <w:r>
-        <w:rPr>
-          <w:lang w:val="en-US"/>
-        </w:rPr>
-        <w:t>–</w:t>
-      </w:r>
-      <w:r>
-        <w:rPr>
-          <w:lang w:val="en-US"/>
-        </w:rPr>
-        <w:t xml:space="preserve"> </w:t>
+        <w:t>Functions</w:t>
+      </w:r>
+      <w:r>
+        <w:t>)</w:t>
+      </w:r>
+      <w:r>
+        <w:t xml:space="preserve"> – </w:t>
       </w:r>
       <w:r>
         <w:t>облачное</w:t>
       </w:r>
       <w:r>
-        <w:rPr>
-          <w:lang w:val="en-US"/>
-        </w:rPr>
         <w:t xml:space="preserve"> </w:t>
       </w:r>
       <w:r>
@@ -2734,10 +2749,7 @@
         <w:t>BaaS</w:t>
       </w:r>
       <w:r>
-        <w:t xml:space="preserve"> </w:t>
-      </w:r>
-      <w:r>
-        <w:t>(</w:t>
+        <w:t xml:space="preserve"> (</w:t>
       </w:r>
       <w:r>
         <w:rPr>
@@ -2945,10 +2957,7 @@
         <w:t>сбоев</w:t>
       </w:r>
       <w:r>
-        <w:t xml:space="preserve"> </w:t>
-      </w:r>
-      <w:r>
-        <w:t xml:space="preserve">в </w:t>
+        <w:t xml:space="preserve"> в </w:t>
       </w:r>
       <w:r>
         <w:t>приложении</w:t>
@@ -3081,10 +3090,7 @@
         <w:t xml:space="preserve"> </w:t>
       </w:r>
       <w:r>
-        <w:t>автономное сохранение</w:t>
-      </w:r>
-      <w:r>
-        <w:t xml:space="preserve"> </w:t>
+        <w:t xml:space="preserve">автономное сохранение </w:t>
       </w:r>
       <w:r>
         <w:t>для</w:t>
@@ -3176,10 +3182,19 @@
         <w:t>-подобные решения.</w:t>
       </w:r>
     </w:p>
-    <w:p/>
     <w:p>
+      <w:pPr>
+        <w:pStyle w:val="a8"/>
+        <w:numPr>
+          <w:ilvl w:val="0"/>
+          <w:numId w:val="20"/>
+        </w:numPr>
+      </w:pPr>
       <w:r>
         <w:t>Сравнительная таблица</w:t>
+      </w:r>
+      <w:r>
+        <w:t>.</w:t>
       </w:r>
     </w:p>
     <w:tbl>
@@ -3596,17 +3611,27 @@
           <w:p>
             <w:pPr>
               <w:ind w:firstLine="0"/>
-            </w:pPr>
-            <w:r>
-              <w:t xml:space="preserve">Free </w:t>
-            </w:r>
-            <w:proofErr w:type="spellStart"/>
-            <w:r>
-              <w:t>tier</w:t>
-            </w:r>
-            <w:proofErr w:type="spellEnd"/>
-            <w:r>
-              <w:t xml:space="preserve"> щедрый; Pro $25/мес</w:t>
+              <w:rPr>
+                <w:lang w:val="en-US"/>
+              </w:rPr>
+            </w:pPr>
+            <w:r>
+              <w:rPr>
+                <w:lang w:val="en-US"/>
+              </w:rPr>
+              <w:t xml:space="preserve">Free tier </w:t>
+            </w:r>
+            <w:r>
+              <w:t>щедрый</w:t>
+            </w:r>
+            <w:r>
+              <w:rPr>
+                <w:lang w:val="en-US"/>
+              </w:rPr>
+              <w:t>; Pro $25/</w:t>
+            </w:r>
+            <w:r>
+              <w:t>мес</w:t>
             </w:r>
           </w:p>
         </w:tc>
@@ -3645,7 +3670,6 @@
               <w:ind w:firstLine="0"/>
             </w:pPr>
             <w:r>
-              <w:lastRenderedPageBreak/>
               <w:t>Портативность</w:t>
             </w:r>
           </w:p>
@@ -3758,6 +3782,7 @@
               <w:ind w:firstLine="0"/>
             </w:pPr>
             <w:r>
+              <w:lastRenderedPageBreak/>
               <w:t>152-ФЗ</w:t>
             </w:r>
           </w:p>
@@ -3808,250 +3833,262 @@
     </w:tbl>
     <w:p/>
     <w:p>
-      <w:r>
-        <w:t>Рекомендация</w:t>
+      <w:proofErr w:type="spellStart"/>
+      <w:r>
+        <w:t>Supabase</w:t>
+      </w:r>
+      <w:proofErr w:type="spellEnd"/>
+      <w:r>
+        <w:t xml:space="preserve"> (Вариант A)</w:t>
+      </w:r>
+      <w:r>
+        <w:t xml:space="preserve"> </w:t>
+      </w:r>
+      <w:r>
+        <w:t>можно выбрать</w:t>
+      </w:r>
+      <w:r>
+        <w:t xml:space="preserve"> по трём причинам:</w:t>
+      </w:r>
+    </w:p>
+    <w:p>
+      <w:pPr>
+        <w:pStyle w:val="a8"/>
+        <w:numPr>
+          <w:ilvl w:val="0"/>
+          <w:numId w:val="29"/>
+        </w:numPr>
+      </w:pPr>
+      <w:proofErr w:type="spellStart"/>
+      <w:r>
+        <w:t>PostGIS</w:t>
+      </w:r>
+      <w:proofErr w:type="spellEnd"/>
+      <w:r>
+        <w:t xml:space="preserve"> критичен для </w:t>
+      </w:r>
+      <w:proofErr w:type="spellStart"/>
+      <w:r>
+        <w:t>геопоиска</w:t>
+      </w:r>
+      <w:proofErr w:type="spellEnd"/>
+      <w:r>
+        <w:t xml:space="preserve"> и построения комфорт-маршрутов.</w:t>
+      </w:r>
+    </w:p>
+    <w:p>
+      <w:pPr>
+        <w:pStyle w:val="a8"/>
+        <w:numPr>
+          <w:ilvl w:val="0"/>
+          <w:numId w:val="29"/>
+        </w:numPr>
+      </w:pPr>
+      <w:r>
+        <w:t xml:space="preserve">Предсказуемая стоимость </w:t>
+      </w:r>
+      <w:r>
+        <w:t>-</w:t>
+      </w:r>
+      <w:r>
+        <w:t xml:space="preserve"> критично для </w:t>
+      </w:r>
+      <w:r>
+        <w:t>целей</w:t>
+      </w:r>
+      <w:r>
+        <w:t xml:space="preserve">; </w:t>
+      </w:r>
+      <w:proofErr w:type="spellStart"/>
+      <w:r>
+        <w:t>Firebase</w:t>
+      </w:r>
+      <w:proofErr w:type="spellEnd"/>
+      <w:r>
+        <w:t xml:space="preserve"> может </w:t>
+      </w:r>
+      <w:r>
+        <w:t>выдавать неожиданные ошибки</w:t>
+      </w:r>
+      <w:r>
+        <w:t xml:space="preserve"> на частых чтениях карты.</w:t>
+      </w:r>
+    </w:p>
+    <w:p>
+      <w:pPr>
+        <w:pStyle w:val="a8"/>
+        <w:numPr>
+          <w:ilvl w:val="0"/>
+          <w:numId w:val="29"/>
+        </w:numPr>
+      </w:pPr>
+      <w:r>
+        <w:t xml:space="preserve">Портативность </w:t>
+      </w:r>
+      <w:r>
+        <w:t>-</w:t>
+      </w:r>
+      <w:r>
+        <w:t xml:space="preserve"> при необходимости </w:t>
+      </w:r>
+      <w:r>
+        <w:t>своего сервера</w:t>
+      </w:r>
+      <w:r>
+        <w:t xml:space="preserve"> </w:t>
+      </w:r>
+      <w:proofErr w:type="spellStart"/>
+      <w:r>
+        <w:t>PostgreSQL</w:t>
+      </w:r>
+      <w:proofErr w:type="spellEnd"/>
+      <w:r>
+        <w:t xml:space="preserve"> в РФ.</w:t>
+      </w:r>
+    </w:p>
+    <w:p>
+      <w:pPr>
+        <w:pStyle w:val="a8"/>
+        <w:numPr>
+          <w:ilvl w:val="0"/>
+          <w:numId w:val="8"/>
+        </w:numPr>
+      </w:pPr>
+      <w:r>
+        <w:t>Требования к серверной части</w:t>
+      </w:r>
+    </w:p>
+    <w:p>
+      <w:pPr>
+        <w:pStyle w:val="a8"/>
+        <w:numPr>
+          <w:ilvl w:val="1"/>
+          <w:numId w:val="8"/>
+        </w:numPr>
+      </w:pPr>
+      <w:r>
+        <w:t>Функциональные</w:t>
+      </w:r>
+    </w:p>
+    <w:p>
+      <w:r>
+        <w:t>API для объектов: CRUD точек, поиск по радиусу</w:t>
+      </w:r>
+      <w:r>
+        <w:t xml:space="preserve"> или </w:t>
+      </w:r>
+      <w:r>
+        <w:t>атрибутам, фильтрация по профилю.</w:t>
+      </w:r>
+    </w:p>
+    <w:p>
+      <w:r>
+        <w:t>Интеграция с OSM</w:t>
+      </w:r>
+      <w:r>
+        <w:t xml:space="preserve"> или </w:t>
+      </w:r>
+      <w:proofErr w:type="spellStart"/>
+      <w:r>
+        <w:t>Overpass</w:t>
+      </w:r>
+      <w:proofErr w:type="spellEnd"/>
+      <w:r>
+        <w:t xml:space="preserve">: фоновый </w:t>
+      </w:r>
+      <w:r>
+        <w:t>поток</w:t>
+      </w:r>
+      <w:r>
+        <w:t xml:space="preserve"> выгрузки объектов района (раз в сутки), кэш в </w:t>
+      </w:r>
+      <w:proofErr w:type="spellStart"/>
+      <w:r>
+        <w:t>PostgreSQL</w:t>
+      </w:r>
+      <w:proofErr w:type="spellEnd"/>
+      <w:r>
+        <w:t>.</w:t>
+      </w:r>
+    </w:p>
+    <w:p>
+      <w:r>
+        <w:t xml:space="preserve">LLM-прокси: </w:t>
+      </w:r>
+      <w:proofErr w:type="spellStart"/>
+      <w:r>
+        <w:t>endpoint</w:t>
+      </w:r>
+      <w:proofErr w:type="spellEnd"/>
+      <w:r>
+        <w:t xml:space="preserve"> (</w:t>
+      </w:r>
+      <w:r>
+        <w:t>точк</w:t>
+      </w:r>
+      <w:r>
+        <w:t>а</w:t>
+      </w:r>
+      <w:r>
+        <w:t xml:space="preserve"> доступа к определённому ресурсу или функционалу на сервере</w:t>
+      </w:r>
+      <w:r>
+        <w:t>)</w:t>
+      </w:r>
+      <w:r>
+        <w:t xml:space="preserve"> для парсинга текста </w:t>
+      </w:r>
+      <w:r>
+        <w:t>-</w:t>
+      </w:r>
+      <w:r>
+        <w:t xml:space="preserve"> JSON, с кэшем типовых запросов и </w:t>
+      </w:r>
+      <w:r>
+        <w:t>ограничение частоты запросов</w:t>
+      </w:r>
+      <w:r>
+        <w:t>.</w:t>
       </w:r>
     </w:p>
     <w:p>
       <w:proofErr w:type="spellStart"/>
       <w:r>
-        <w:t>Supabase</w:t>
+        <w:t>Роутинг</w:t>
       </w:r>
       <w:proofErr w:type="spellEnd"/>
       <w:r>
-        <w:t xml:space="preserve"> (Вариант A) по трём причинам:</w:t>
-      </w:r>
-    </w:p>
-    <w:p/>
-    <w:p>
-      <w:proofErr w:type="spellStart"/>
-      <w:r>
-        <w:t>PostGIS</w:t>
-      </w:r>
-      <w:proofErr w:type="spellEnd"/>
-      <w:r>
-        <w:t xml:space="preserve"> критичен для </w:t>
-      </w:r>
-      <w:proofErr w:type="spellStart"/>
-      <w:r>
-        <w:t>геопоиска</w:t>
-      </w:r>
-      <w:proofErr w:type="spellEnd"/>
-      <w:r>
-        <w:t xml:space="preserve"> и построения комфорт-маршрутов.</w:t>
-      </w:r>
-    </w:p>
-    <w:p/>
-    <w:p>
-      <w:r>
-        <w:t xml:space="preserve">Предсказуемая стоимость </w:t>
-      </w:r>
-      <w:r>
         <w:t>-</w:t>
       </w:r>
       <w:r>
-        <w:t xml:space="preserve"> критично для MVP; </w:t>
-      </w:r>
-      <w:proofErr w:type="spellStart"/>
-      <w:r>
-        <w:t>Firebase</w:t>
-      </w:r>
-      <w:proofErr w:type="spellEnd"/>
-      <w:r>
-        <w:t xml:space="preserve"> может «</w:t>
-      </w:r>
-      <w:proofErr w:type="spellStart"/>
-      <w:r>
-        <w:t>сюрпризить</w:t>
-      </w:r>
-      <w:proofErr w:type="spellEnd"/>
-      <w:r>
-        <w:t>» на частых чтениях карты.</w:t>
-      </w:r>
-    </w:p>
-    <w:p/>
-    <w:p>
-      <w:r>
-        <w:t xml:space="preserve">Портативность </w:t>
-      </w:r>
-      <w:r>
-        <w:t>-</w:t>
-      </w:r>
-      <w:r>
-        <w:t xml:space="preserve"> при необходимости </w:t>
-      </w:r>
-      <w:proofErr w:type="spellStart"/>
-      <w:r>
-        <w:t>self-hosted</w:t>
-      </w:r>
-      <w:proofErr w:type="spellEnd"/>
-      <w:r>
-        <w:t xml:space="preserve"> </w:t>
-      </w:r>
-      <w:proofErr w:type="spellStart"/>
-      <w:r>
-        <w:t>PostgreSQL</w:t>
-      </w:r>
-      <w:proofErr w:type="spellEnd"/>
-      <w:r>
-        <w:t xml:space="preserve"> в РФ.</w:t>
-      </w:r>
-    </w:p>
-    <w:p/>
-    <w:p>
-      <w:r>
-        <w:t>Компромисс</w:t>
-      </w:r>
-      <w:proofErr w:type="gramStart"/>
-      <w:r>
-        <w:t>: Для</w:t>
-      </w:r>
-      <w:proofErr w:type="gramEnd"/>
-      <w:r>
-        <w:t xml:space="preserve"> FCM и </w:t>
-      </w:r>
-      <w:proofErr w:type="spellStart"/>
-      <w:r>
-        <w:t>Crashlytics</w:t>
-      </w:r>
-      <w:proofErr w:type="spellEnd"/>
-      <w:r>
-        <w:t xml:space="preserve"> можно использовать </w:t>
-      </w:r>
-      <w:proofErr w:type="spellStart"/>
-      <w:r>
-        <w:t>Firebase</w:t>
-      </w:r>
-      <w:proofErr w:type="spellEnd"/>
-      <w:r>
-        <w:t xml:space="preserve"> параллельно с </w:t>
-      </w:r>
-      <w:proofErr w:type="spellStart"/>
-      <w:r>
-        <w:t>Supabase</w:t>
-      </w:r>
-      <w:proofErr w:type="spellEnd"/>
-      <w:r>
-        <w:t xml:space="preserve"> </w:t>
-      </w:r>
-      <w:r>
-        <w:t>-</w:t>
-      </w:r>
-      <w:r>
-        <w:t xml:space="preserve"> они не конфликтуют.</w:t>
-      </w:r>
-    </w:p>
-    <w:p/>
-    <w:p>
-      <w:r>
-        <w:t>3. Требования к серверной части</w:t>
-      </w:r>
-    </w:p>
-    <w:p>
-      <w:r>
-        <w:t>3.1. Функциональные</w:t>
-      </w:r>
-    </w:p>
-    <w:p>
-      <w:r>
-        <w:t>API для объектов: CRUD точек, поиск по радиусу/атрибутам, фильтрация по профилю.</w:t>
-      </w:r>
-    </w:p>
-    <w:p/>
-    <w:p>
-      <w:r>
-        <w:t>Интеграция с OSM/</w:t>
-      </w:r>
-      <w:proofErr w:type="spellStart"/>
-      <w:r>
-        <w:t>Overpass</w:t>
-      </w:r>
-      <w:proofErr w:type="spellEnd"/>
-      <w:r>
-        <w:t xml:space="preserve">: фоновый </w:t>
-      </w:r>
-      <w:proofErr w:type="spellStart"/>
-      <w:r>
-        <w:t>воркер</w:t>
-      </w:r>
-      <w:proofErr w:type="spellEnd"/>
-      <w:r>
-        <w:t xml:space="preserve"> выгрузки объектов района (раз в сутки), кэш в </w:t>
-      </w:r>
-      <w:proofErr w:type="spellStart"/>
-      <w:r>
-        <w:t>PostgreSQL</w:t>
-      </w:r>
-      <w:proofErr w:type="spellEnd"/>
-      <w:r>
-        <w:t>.</w:t>
-      </w:r>
-    </w:p>
-    <w:p/>
-    <w:p>
-      <w:r>
-        <w:t xml:space="preserve">LLM-прокси: </w:t>
-      </w:r>
-      <w:proofErr w:type="spellStart"/>
-      <w:r>
-        <w:t>endpoint</w:t>
-      </w:r>
-      <w:proofErr w:type="spellEnd"/>
-      <w:r>
-        <w:t xml:space="preserve"> для парсинга текста → JSON, с кэшем типовых запросов и </w:t>
-      </w:r>
-      <w:proofErr w:type="spellStart"/>
-      <w:r>
-        <w:t>rate</w:t>
-      </w:r>
-      <w:proofErr w:type="spellEnd"/>
-      <w:r>
-        <w:t xml:space="preserve"> </w:t>
-      </w:r>
-      <w:proofErr w:type="spellStart"/>
-      <w:r>
-        <w:t>limiting</w:t>
-      </w:r>
-      <w:proofErr w:type="spellEnd"/>
-      <w:r>
-        <w:t>.</w:t>
-      </w:r>
-    </w:p>
-    <w:p/>
-    <w:p>
-      <w:pPr>
+        <w:t>прокси</w:t>
+      </w:r>
+      <w:r>
+        <w:t xml:space="preserve">: </w:t>
+      </w:r>
+      <w:r>
         <w:rPr>
           <w:lang w:val="en-US"/>
         </w:rPr>
-      </w:pPr>
-      <w:proofErr w:type="spellStart"/>
-      <w:r>
-        <w:t>Роутинг</w:t>
-      </w:r>
-      <w:proofErr w:type="spellEnd"/>
+        <w:t>endpoint</w:t>
+      </w:r>
+      <w:r>
+        <w:t xml:space="preserve"> </w:t>
+      </w:r>
+      <w:r>
+        <w:t>для</w:t>
+      </w:r>
+      <w:r>
+        <w:t xml:space="preserve"> </w:t>
+      </w:r>
       <w:r>
         <w:rPr>
           <w:lang w:val="en-US"/>
         </w:rPr>
-        <w:t>-</w:t>
-      </w:r>
-      <w:r>
-        <w:t>прокси</w:t>
-      </w:r>
-      <w:r>
-        <w:rPr>
-          <w:lang w:val="en-US"/>
-        </w:rPr>
-        <w:t xml:space="preserve">: endpoint </w:t>
-      </w:r>
-      <w:r>
-        <w:t>для</w:t>
-      </w:r>
-      <w:r>
-        <w:rPr>
-          <w:lang w:val="en-US"/>
-        </w:rPr>
-        <w:t xml:space="preserve"> OSRM/</w:t>
+        <w:t>OSRM</w:t>
+      </w:r>
+      <w:r>
+        <w:t xml:space="preserve"> или </w:t>
       </w:r>
       <w:proofErr w:type="spellStart"/>
       <w:r>
@@ -4062,925 +4099,932 @@
       </w:r>
       <w:proofErr w:type="spellEnd"/>
       <w:r>
+        <w:t xml:space="preserve"> (</w:t>
+      </w:r>
+      <w:r>
         <w:rPr>
           <w:lang w:val="en-US"/>
         </w:rPr>
-        <w:t xml:space="preserve"> (waypoints).</w:t>
+        <w:t>waypoints</w:t>
+      </w:r>
+      <w:r>
+        <w:t>).</w:t>
       </w:r>
     </w:p>
     <w:p>
-      <w:pPr>
+      <w:r>
+        <w:t>Аутентификация: анонимная сессия по умолчанию, опциональная регистрация.</w:t>
+      </w:r>
+    </w:p>
+    <w:p>
+      <w:r>
+        <w:t>Модерация: проверка пользовательских текстов через LLM.</w:t>
+      </w:r>
+    </w:p>
+    <w:p>
+      <w:pPr>
+        <w:pStyle w:val="a8"/>
+        <w:numPr>
+          <w:ilvl w:val="1"/>
+          <w:numId w:val="8"/>
+        </w:numPr>
+      </w:pPr>
+      <w:r>
+        <w:t>Нефункциональные</w:t>
+      </w:r>
+    </w:p>
+    <w:p>
+      <w:r>
+        <w:t>Время доступа</w:t>
+      </w:r>
+      <w:r>
+        <w:t xml:space="preserve"> </w:t>
+      </w:r>
+      <w:r>
+        <w:t>более</w:t>
+      </w:r>
+      <w:r>
+        <w:t xml:space="preserve"> 99,5%.</w:t>
+      </w:r>
+    </w:p>
+    <w:p>
+      <w:r>
+        <w:t xml:space="preserve">Время ответа API поиска </w:t>
+      </w:r>
+      <w:r>
+        <w:t>менее</w:t>
+      </w:r>
+      <w:r>
+        <w:t xml:space="preserve"> 500 м</w:t>
+      </w:r>
+      <w:r>
+        <w:t>с</w:t>
+      </w:r>
+      <w:r>
+        <w:t>.</w:t>
+      </w:r>
+    </w:p>
+    <w:p>
+      <w:r>
+        <w:t>О</w:t>
+      </w:r>
+      <w:r>
+        <w:t>граничение частоты запросов</w:t>
+      </w:r>
+      <w:r>
+        <w:t>: 100 LLM-запросов</w:t>
+      </w:r>
+      <w:r>
+        <w:t xml:space="preserve"> в </w:t>
+      </w:r>
+      <w:r>
+        <w:t>день на анонимного пользователя.</w:t>
+      </w:r>
+    </w:p>
+    <w:p>
+      <w:r>
+        <w:t xml:space="preserve">Соответствие 152-ФЗ: возможность </w:t>
+      </w:r>
+      <w:r>
+        <w:t xml:space="preserve">размещения на </w:t>
+      </w:r>
+      <w:r>
+        <w:t>сво</w:t>
+      </w:r>
+      <w:r>
+        <w:t>их серверах</w:t>
+      </w:r>
+      <w:r>
+        <w:t xml:space="preserve"> в РФ.</w:t>
+      </w:r>
+    </w:p>
+    <w:p>
+      <w:r>
+        <w:lastRenderedPageBreak/>
+        <w:t xml:space="preserve">Бэкапы: ежедневный дамп </w:t>
+      </w:r>
+      <w:proofErr w:type="spellStart"/>
+      <w:r>
+        <w:t>PostgreSQL</w:t>
+      </w:r>
+      <w:proofErr w:type="spellEnd"/>
+      <w:r>
+        <w:t>.</w:t>
+      </w:r>
+    </w:p>
+    <w:p>
+      <w:pPr>
+        <w:pStyle w:val="a8"/>
+        <w:numPr>
+          <w:ilvl w:val="0"/>
+          <w:numId w:val="8"/>
+        </w:numPr>
+      </w:pPr>
+      <w:r>
+        <w:t>Требования к приложению (</w:t>
+      </w:r>
+      <w:proofErr w:type="spellStart"/>
+      <w:r>
+        <w:t>Android</w:t>
+      </w:r>
+      <w:proofErr w:type="spellEnd"/>
+      <w:r>
+        <w:t>)</w:t>
+      </w:r>
+    </w:p>
+    <w:p>
+      <w:pPr>
+        <w:pStyle w:val="a8"/>
+        <w:numPr>
+          <w:ilvl w:val="1"/>
+          <w:numId w:val="8"/>
+        </w:numPr>
+      </w:pPr>
+      <w:r>
+        <w:t>Функциональные</w:t>
+      </w:r>
+    </w:p>
+    <w:p>
+      <w:r>
+        <w:t>Карта с</w:t>
+      </w:r>
+      <w:r>
+        <w:t>о</w:t>
+      </w:r>
+      <w:r>
+        <w:t xml:space="preserve"> слоями, текстовый поиск, «Режим отчаяния», добавление</w:t>
+      </w:r>
+      <w:r>
+        <w:t xml:space="preserve"> и </w:t>
+      </w:r>
+      <w:r>
+        <w:t>подтверждение точек, фильтры, офлайн-режим, профили.</w:t>
+      </w:r>
+    </w:p>
+    <w:p>
+      <w:r>
+        <w:t xml:space="preserve">LLM </w:t>
+      </w:r>
+      <w:r>
+        <w:t>-</w:t>
+      </w:r>
+      <w:r>
+        <w:t xml:space="preserve"> только через серверный прокси (ключи API не в APK).</w:t>
+      </w:r>
+    </w:p>
+    <w:p>
+      <w:r>
+        <w:t xml:space="preserve">Офлайн: </w:t>
+      </w:r>
+      <w:proofErr w:type="spellStart"/>
+      <w:r>
+        <w:t>Room</w:t>
+      </w:r>
+      <w:proofErr w:type="spellEnd"/>
+      <w:r>
+        <w:t xml:space="preserve">-кэш объектов в радиусе 5 км, очередь действий, синхронизация через </w:t>
+      </w:r>
+      <w:proofErr w:type="spellStart"/>
+      <w:r>
+        <w:t>WorkManager</w:t>
+      </w:r>
+      <w:proofErr w:type="spellEnd"/>
+      <w:r>
+        <w:t xml:space="preserve"> при появлении сети.</w:t>
+      </w:r>
+    </w:p>
+    <w:p>
+      <w:pPr>
+        <w:pStyle w:val="a8"/>
+        <w:numPr>
+          <w:ilvl w:val="1"/>
+          <w:numId w:val="8"/>
+        </w:numPr>
+      </w:pPr>
+      <w:r>
+        <w:t>Нефункциональные</w:t>
+      </w:r>
+    </w:p>
+    <w:p>
+      <w:proofErr w:type="spellStart"/>
+      <w:r>
+        <w:t>Android</w:t>
+      </w:r>
+      <w:proofErr w:type="spellEnd"/>
+      <w:r>
+        <w:t xml:space="preserve"> 8.0+ (API 26+) </w:t>
+      </w:r>
+      <w:r>
+        <w:t>-</w:t>
+      </w:r>
+      <w:r>
+        <w:t xml:space="preserve"> покрытие </w:t>
+      </w:r>
+      <w:r>
+        <w:t xml:space="preserve">более </w:t>
+      </w:r>
+      <w:r>
+        <w:t>95% активных устройств в РФ.</w:t>
+      </w:r>
+    </w:p>
+    <w:p>
+      <w:r>
+        <w:t xml:space="preserve">Размер APK </w:t>
+      </w:r>
+      <w:r>
+        <w:t xml:space="preserve">менее </w:t>
+      </w:r>
+      <w:r>
+        <w:t xml:space="preserve">50 MB (без офлайн-карт; карты </w:t>
+      </w:r>
+      <w:r>
+        <w:t>-</w:t>
+      </w:r>
+      <w:r>
+        <w:t xml:space="preserve"> по выбору пользователя).</w:t>
+      </w:r>
+    </w:p>
+    <w:p>
+      <w:r>
+        <w:t xml:space="preserve">Холодный старт </w:t>
+      </w:r>
+      <w:r>
+        <w:t>менее</w:t>
+      </w:r>
+      <w:r>
+        <w:t xml:space="preserve"> 3 сек.</w:t>
+      </w:r>
+    </w:p>
+    <w:p>
+      <w:r>
+        <w:t>Доступность: контрастность WCAG 2.1 AA, крупные кнопки (</w:t>
+      </w:r>
+      <w:r>
+        <w:t>более</w:t>
+      </w:r>
+      <w:r>
+        <w:t xml:space="preserve"> 48 </w:t>
+      </w:r>
+      <w:proofErr w:type="spellStart"/>
+      <w:r>
+        <w:t>dp</w:t>
+      </w:r>
+      <w:proofErr w:type="spellEnd"/>
+      <w:r>
+        <w:t>).</w:t>
+      </w:r>
+    </w:p>
+    <w:p>
+      <w:r>
+        <w:t xml:space="preserve">Безопасность: HTTPS </w:t>
+      </w:r>
+      <w:proofErr w:type="spellStart"/>
+      <w:r>
+        <w:t>only</w:t>
+      </w:r>
+      <w:proofErr w:type="spellEnd"/>
+      <w:r>
+        <w:t xml:space="preserve">, токены в </w:t>
+      </w:r>
+      <w:proofErr w:type="spellStart"/>
+      <w:r>
+        <w:t>EncryptedSharedPreferences</w:t>
+      </w:r>
+      <w:proofErr w:type="spellEnd"/>
+      <w:r>
+        <w:t xml:space="preserve"> (</w:t>
+      </w:r>
+      <w:r>
+        <w:t xml:space="preserve">компонент из библиотеки </w:t>
+      </w:r>
+      <w:proofErr w:type="spellStart"/>
+      <w:r>
+        <w:t>AndroidX</w:t>
+      </w:r>
+      <w:proofErr w:type="spellEnd"/>
+      <w:r>
+        <w:t xml:space="preserve"> Security (входит в состав </w:t>
+      </w:r>
+      <w:proofErr w:type="spellStart"/>
+      <w:r>
+        <w:t>Jetpack</w:t>
+      </w:r>
+      <w:proofErr w:type="spellEnd"/>
+      <w:r>
+        <w:t>), который позволяет прозрачно шифровать данные</w:t>
+      </w:r>
+      <w:r>
+        <w:t>)</w:t>
+      </w:r>
+      <w:r>
+        <w:t>, геолокация только по запросу.</w:t>
+      </w:r>
+    </w:p>
+    <w:p>
+      <w:pPr>
+        <w:pStyle w:val="a8"/>
+        <w:numPr>
+          <w:ilvl w:val="0"/>
+          <w:numId w:val="8"/>
+        </w:numPr>
+      </w:pPr>
+      <w:r>
+        <w:t>Оценка рисков</w:t>
+      </w:r>
+    </w:p>
+    <w:p>
+      <w:pPr>
+        <w:pStyle w:val="a8"/>
+        <w:numPr>
+          <w:ilvl w:val="1"/>
+          <w:numId w:val="8"/>
+        </w:numPr>
+      </w:pPr>
+      <w:proofErr w:type="spellStart"/>
+      <w:r>
+        <w:t>Overpass</w:t>
+      </w:r>
+      <w:proofErr w:type="spellEnd"/>
+      <w:r>
+        <w:t xml:space="preserve"> API</w:t>
+      </w:r>
+    </w:p>
+    <w:p>
+      <w:r>
+        <w:t xml:space="preserve">Риск: публичный FOSSGIS </w:t>
+      </w:r>
+      <w:r>
+        <w:t>-</w:t>
+      </w:r>
+      <w:r>
+        <w:t xml:space="preserve"> без SLA</w:t>
+      </w:r>
+      <w:r>
+        <w:t xml:space="preserve"> (</w:t>
+      </w:r>
+      <w:r>
+        <w:t xml:space="preserve">Service Level Agreement </w:t>
+      </w:r>
+      <w:r>
+        <w:t>— это</w:t>
+      </w:r>
+      <w:r>
+        <w:t xml:space="preserve"> соглашение об уровне обслуживания</w:t>
+      </w:r>
+      <w:r>
+        <w:t>)</w:t>
+      </w:r>
+      <w:r>
+        <w:t>, мягкие лимиты (10k запросов</w:t>
+      </w:r>
+      <w:r>
+        <w:t xml:space="preserve"> </w:t>
+      </w:r>
+      <w:r>
         <w:rPr>
           <w:lang w:val="en-US"/>
         </w:rPr>
-      </w:pPr>
+        <w:t>d</w:t>
+      </w:r>
+      <w:r>
+        <w:t xml:space="preserve"> </w:t>
+      </w:r>
+      <w:r>
+        <w:t xml:space="preserve">день, 1 GB трафика, 2 слота на IP). При росте нагрузки возможен </w:t>
+      </w:r>
+      <w:proofErr w:type="spellStart"/>
+      <w:r>
+        <w:t>throttle</w:t>
+      </w:r>
+      <w:proofErr w:type="spellEnd"/>
+      <w:r>
+        <w:t xml:space="preserve"> (</w:t>
+      </w:r>
+      <w:r>
+        <w:t>от англ. «дросселировать», «сдерживать поток»</w:t>
+      </w:r>
+      <w:r>
+        <w:t>)</w:t>
+      </w:r>
+      <w:r>
+        <w:t>.</w:t>
+      </w:r>
     </w:p>
     <w:p>
       <w:r>
-        <w:t>Аутентификация: анонимная сессия по умолчанию, опциональная регистрация.</w:t>
-      </w:r>
-    </w:p>
-    <w:p/>
-    <w:p>
-      <w:r>
-        <w:t>Модерация: проверка пользовательских текстов через LLM.</w:t>
-      </w:r>
-    </w:p>
-    <w:p/>
-    <w:p>
-      <w:r>
-        <w:t>3.2. Нефункциональные</w:t>
-      </w:r>
-    </w:p>
-    <w:p>
-      <w:proofErr w:type="spellStart"/>
-      <w:r>
-        <w:t>Uptime</w:t>
-      </w:r>
-      <w:proofErr w:type="spellEnd"/>
-      <w:r>
-        <w:t xml:space="preserve"> ≥ 99,5% для MVP.</w:t>
-      </w:r>
-    </w:p>
-    <w:p/>
-    <w:p>
-      <w:r>
-        <w:t>Время ответа API поиска ≤ 500 мс (p95, без LLM).</w:t>
-      </w:r>
-    </w:p>
-    <w:p/>
-    <w:p>
-      <w:r>
-        <w:t xml:space="preserve">Rate </w:t>
-      </w:r>
-      <w:proofErr w:type="spellStart"/>
-      <w:r>
-        <w:t>limiting</w:t>
-      </w:r>
-      <w:proofErr w:type="spellEnd"/>
-      <w:r>
-        <w:t>: 100 LLM-запросов/день на анонимного пользователя.</w:t>
-      </w:r>
-    </w:p>
-    <w:p/>
-    <w:p>
-      <w:r>
-        <w:t xml:space="preserve">Соответствие 152-ФЗ: возможность </w:t>
-      </w:r>
-      <w:proofErr w:type="spellStart"/>
-      <w:r>
-        <w:t>self-hosting</w:t>
-      </w:r>
-      <w:proofErr w:type="spellEnd"/>
-      <w:r>
-        <w:t xml:space="preserve"> в РФ.</w:t>
-      </w:r>
-    </w:p>
-    <w:p/>
-    <w:p>
-      <w:r>
-        <w:t xml:space="preserve">Бэкапы: ежедневный дамп </w:t>
-      </w:r>
-      <w:proofErr w:type="spellStart"/>
-      <w:r>
-        <w:t>PostgreSQL</w:t>
-      </w:r>
-      <w:proofErr w:type="spellEnd"/>
-      <w:r>
-        <w:t>.</w:t>
-      </w:r>
-    </w:p>
-    <w:p/>
-    <w:p>
-      <w:r>
-        <w:t>4. Требования к приложению (</w:t>
-      </w:r>
-      <w:proofErr w:type="spellStart"/>
-      <w:r>
-        <w:t>Android</w:t>
-      </w:r>
-      <w:proofErr w:type="spellEnd"/>
-      <w:r>
-        <w:t>)</w:t>
-      </w:r>
-    </w:p>
-    <w:p>
-      <w:r>
-        <w:t>4.1. Функциональные</w:t>
-      </w:r>
-    </w:p>
-    <w:p>
-      <w:r>
-        <w:t>Карта с слоями, текстовый поиск, «Режим отчаяния», добавление/подтверждение точек, фильтры, офлайн-режим, профили.</w:t>
-      </w:r>
-    </w:p>
-    <w:p/>
-    <w:p>
-      <w:r>
-        <w:t xml:space="preserve">LLM </w:t>
-      </w:r>
-      <w:r>
-        <w:t>-</w:t>
-      </w:r>
-      <w:r>
-        <w:t xml:space="preserve"> только через серверный прокси (ключи API не в APK).</w:t>
-      </w:r>
-    </w:p>
-    <w:p/>
-    <w:p>
-      <w:r>
-        <w:t xml:space="preserve">Офлайн: </w:t>
-      </w:r>
-      <w:proofErr w:type="spellStart"/>
-      <w:r>
-        <w:t>Room</w:t>
-      </w:r>
-      <w:proofErr w:type="spellEnd"/>
-      <w:r>
-        <w:t xml:space="preserve">-кэш объектов в радиусе 5 км, очередь действий, синхронизация через </w:t>
-      </w:r>
-      <w:proofErr w:type="spellStart"/>
-      <w:r>
-        <w:t>WorkManager</w:t>
-      </w:r>
-      <w:proofErr w:type="spellEnd"/>
-      <w:r>
-        <w:t xml:space="preserve"> при появлении сети.</w:t>
-      </w:r>
-    </w:p>
-    <w:p/>
-    <w:p>
-      <w:r>
-        <w:t>4.2. Нефункциональные</w:t>
-      </w:r>
-    </w:p>
-    <w:p>
-      <w:proofErr w:type="spellStart"/>
-      <w:r>
-        <w:lastRenderedPageBreak/>
-        <w:t>Android</w:t>
-      </w:r>
-      <w:proofErr w:type="spellEnd"/>
-      <w:r>
-        <w:t xml:space="preserve"> 8.0+ (API 26+) </w:t>
-      </w:r>
-      <w:r>
-        <w:t>-</w:t>
-      </w:r>
-      <w:r>
-        <w:t xml:space="preserve"> покрытие &gt;95% активных устройств в РФ.</w:t>
-      </w:r>
-    </w:p>
-    <w:p/>
-    <w:p>
-      <w:r>
-        <w:t xml:space="preserve">Размер APK ≤ 50 MB (без офлайн-карт; карты </w:t>
-      </w:r>
-      <w:r>
-        <w:t>-</w:t>
-      </w:r>
-      <w:r>
-        <w:t xml:space="preserve"> по выбору пользователя).</w:t>
-      </w:r>
-    </w:p>
-    <w:p/>
-    <w:p>
-      <w:r>
-        <w:t>Холодный старт ≤ 3 сек.</w:t>
-      </w:r>
-    </w:p>
-    <w:p/>
-    <w:p>
-      <w:r>
-        <w:t xml:space="preserve">Доступность: </w:t>
-      </w:r>
-      <w:proofErr w:type="spellStart"/>
-      <w:r>
-        <w:t>TalkBack</w:t>
-      </w:r>
-      <w:proofErr w:type="spellEnd"/>
-      <w:r>
-        <w:t xml:space="preserve">, контрастность WCAG 2.1 AA, крупные кнопки (≥ 48 </w:t>
-      </w:r>
-      <w:proofErr w:type="spellStart"/>
-      <w:r>
-        <w:t>dp</w:t>
-      </w:r>
-      <w:proofErr w:type="spellEnd"/>
-      <w:r>
-        <w:t>).</w:t>
-      </w:r>
-    </w:p>
-    <w:p/>
-    <w:p>
-      <w:r>
-        <w:t xml:space="preserve">Безопасность: HTTPS </w:t>
-      </w:r>
-      <w:proofErr w:type="spellStart"/>
-      <w:r>
-        <w:t>only</w:t>
-      </w:r>
-      <w:proofErr w:type="spellEnd"/>
-      <w:r>
-        <w:t xml:space="preserve">, токены в </w:t>
-      </w:r>
-      <w:proofErr w:type="spellStart"/>
-      <w:r>
-        <w:t>EncryptedSharedPreferences</w:t>
-      </w:r>
-      <w:proofErr w:type="spellEnd"/>
-      <w:r>
-        <w:t>, геолокация только по запросу.</w:t>
-      </w:r>
-    </w:p>
-    <w:p/>
-    <w:p>
-      <w:r>
-        <w:t>5. Оценка рисков</w:t>
-      </w:r>
-    </w:p>
-    <w:p>
-      <w:r>
-        <w:t xml:space="preserve">5.1. </w:t>
-      </w:r>
-      <w:proofErr w:type="spellStart"/>
-      <w:r>
-        <w:t>Overpass</w:t>
-      </w:r>
-      <w:proofErr w:type="spellEnd"/>
-      <w:r>
-        <w:t xml:space="preserve"> API</w:t>
-      </w:r>
-    </w:p>
-    <w:p>
-      <w:r>
-        <w:t xml:space="preserve">Риск: публичный FOSSGIS </w:t>
-      </w:r>
-      <w:r>
-        <w:t>-</w:t>
-      </w:r>
-      <w:r>
-        <w:t xml:space="preserve"> без SLA, мягкие лимиты (~10k запросов/день, 1 GB трафика, 2 слота на IP). При росте нагрузки возможен </w:t>
-      </w:r>
-      <w:proofErr w:type="spellStart"/>
-      <w:r>
-        <w:t>throttle</w:t>
-      </w:r>
-      <w:proofErr w:type="spellEnd"/>
-      <w:r>
-        <w:t>.</w:t>
-      </w:r>
-    </w:p>
-    <w:p/>
-    <w:p>
-      <w:proofErr w:type="spellStart"/>
-      <w:r>
-        <w:t>Митигация</w:t>
-      </w:r>
-      <w:proofErr w:type="spellEnd"/>
-      <w:r>
-        <w:t xml:space="preserve">: серверный кэш (выгрузка раз в сутки), клиентский </w:t>
-      </w:r>
-      <w:proofErr w:type="spellStart"/>
-      <w:r>
-        <w:t>Room</w:t>
-      </w:r>
-      <w:proofErr w:type="spellEnd"/>
-      <w:r>
-        <w:t xml:space="preserve">-кэш, </w:t>
-      </w:r>
-      <w:proofErr w:type="spellStart"/>
-      <w:r>
-        <w:t>self-hosted</w:t>
-      </w:r>
-      <w:proofErr w:type="spellEnd"/>
-      <w:r>
-        <w:t xml:space="preserve"> </w:t>
-      </w:r>
-      <w:proofErr w:type="spellStart"/>
-      <w:r>
-        <w:t>Overpass</w:t>
-      </w:r>
-      <w:proofErr w:type="spellEnd"/>
-      <w:r>
-        <w:t xml:space="preserve"> при росте или 2ГИС API как </w:t>
-      </w:r>
-      <w:proofErr w:type="spellStart"/>
-      <w:r>
-        <w:t>fallback</w:t>
-      </w:r>
-      <w:proofErr w:type="spellEnd"/>
-      <w:r>
-        <w:t>.</w:t>
-      </w:r>
-    </w:p>
-    <w:p/>
-    <w:p>
-      <w:r>
-        <w:t>5.2. Стоимость LLM</w:t>
-      </w:r>
-    </w:p>
-    <w:p>
-      <w:r>
-        <w:t xml:space="preserve">Риск: при 10k запросов/день и ~500 токенах на запрос </w:t>
-      </w:r>
-      <w:r>
-        <w:t>-</w:t>
-      </w:r>
-      <w:r>
-        <w:t xml:space="preserve"> до ~1000 руб./день (</w:t>
-      </w:r>
-      <w:proofErr w:type="spellStart"/>
-      <w:r>
-        <w:t>YandexGPT</w:t>
-      </w:r>
-      <w:proofErr w:type="spellEnd"/>
-      <w:r>
-        <w:t xml:space="preserve"> Lite ~0,20 руб./1000 токенов).</w:t>
-      </w:r>
-    </w:p>
-    <w:p/>
-    <w:p>
-      <w:proofErr w:type="spellStart"/>
-      <w:r>
-        <w:t>Митигация</w:t>
-      </w:r>
-      <w:proofErr w:type="spellEnd"/>
-      <w:r>
-        <w:t xml:space="preserve">: кэш типовых запросов (регулярки для «туалет», «лавка», «вода»), </w:t>
-      </w:r>
-      <w:proofErr w:type="spellStart"/>
-      <w:r>
-        <w:t>rate</w:t>
-      </w:r>
-      <w:proofErr w:type="spellEnd"/>
-      <w:r>
-        <w:t xml:space="preserve"> </w:t>
-      </w:r>
-      <w:proofErr w:type="spellStart"/>
-      <w:r>
-        <w:t>limiting</w:t>
-      </w:r>
-      <w:proofErr w:type="spellEnd"/>
-      <w:r>
-        <w:t xml:space="preserve"> (20 LLM/день на пользователя), дешёвая модель (GPT-4o-mini / </w:t>
-      </w:r>
-      <w:proofErr w:type="spellStart"/>
-      <w:r>
-        <w:t>YandexGPT</w:t>
-      </w:r>
-      <w:proofErr w:type="spellEnd"/>
-      <w:r>
-        <w:t xml:space="preserve"> Lite), </w:t>
-      </w:r>
-      <w:proofErr w:type="spellStart"/>
-      <w:r>
-        <w:t>фолбэк</w:t>
-      </w:r>
-      <w:proofErr w:type="spellEnd"/>
-      <w:r>
-        <w:t xml:space="preserve"> на обычный поиск при недоступности LLM.</w:t>
-      </w:r>
-    </w:p>
-    <w:p/>
-    <w:p>
-      <w:r>
-        <w:t>5.3. Прочие риски</w:t>
-      </w:r>
-    </w:p>
-    <w:p>
-      <w:r>
-        <w:lastRenderedPageBreak/>
-        <w:t>Риск</w:t>
-      </w:r>
-      <w:r>
-        <w:tab/>
-        <w:t>Вероятность</w:t>
-      </w:r>
-      <w:r>
-        <w:tab/>
-      </w:r>
-      <w:proofErr w:type="spellStart"/>
-      <w:r>
-        <w:t>Митигация</w:t>
-      </w:r>
-      <w:proofErr w:type="spellEnd"/>
-    </w:p>
-    <w:p>
-      <w:proofErr w:type="spellStart"/>
-      <w:r>
-        <w:t>Supabase</w:t>
-      </w:r>
-      <w:proofErr w:type="spellEnd"/>
-      <w:r>
-        <w:t xml:space="preserve"> Free </w:t>
-      </w:r>
-      <w:proofErr w:type="spellStart"/>
-      <w:r>
-        <w:t>tier</w:t>
-      </w:r>
-      <w:proofErr w:type="spellEnd"/>
-      <w:r>
-        <w:t xml:space="preserve"> закончится (500 MB)</w:t>
-      </w:r>
-      <w:r>
-        <w:tab/>
-        <w:t>Средняя</w:t>
-      </w:r>
-      <w:r>
-        <w:tab/>
-        <w:t>Мониторинг; переход на Pro ($25/мес)</w:t>
-      </w:r>
-    </w:p>
-    <w:p>
-      <w:proofErr w:type="spellStart"/>
-      <w:r>
-        <w:t>Firebase</w:t>
-      </w:r>
-      <w:proofErr w:type="spellEnd"/>
-      <w:r>
-        <w:t xml:space="preserve"> FCM недоступен в РФ</w:t>
-      </w:r>
-      <w:r>
-        <w:tab/>
-        <w:t>Низкая</w:t>
-      </w:r>
-      <w:r>
-        <w:tab/>
-      </w:r>
-      <w:proofErr w:type="spellStart"/>
-      <w:r>
-        <w:t>RuStore</w:t>
-      </w:r>
-      <w:proofErr w:type="spellEnd"/>
-      <w:r>
-        <w:t xml:space="preserve"> </w:t>
-      </w:r>
-      <w:proofErr w:type="spellStart"/>
-      <w:r>
-        <w:t>Push</w:t>
-      </w:r>
-      <w:proofErr w:type="spellEnd"/>
-      <w:r>
-        <w:t xml:space="preserve"> как </w:t>
-      </w:r>
-      <w:proofErr w:type="spellStart"/>
-      <w:r>
-        <w:t>fallback</w:t>
-      </w:r>
-      <w:proofErr w:type="spellEnd"/>
-    </w:p>
-    <w:p>
-      <w:r>
-        <w:t>LLM «галлюцинирует» объекты</w:t>
-      </w:r>
-      <w:r>
-        <w:tab/>
-        <w:t>Средняя</w:t>
-      </w:r>
-      <w:r>
-        <w:tab/>
-        <w:t xml:space="preserve">Строгий </w:t>
-      </w:r>
-      <w:proofErr w:type="spellStart"/>
-      <w:r>
-        <w:t>промпт</w:t>
-      </w:r>
-      <w:proofErr w:type="spellEnd"/>
-      <w:r>
-        <w:t>: только JSON, только извлечение параметров; валидация по схеме</w:t>
-      </w:r>
-    </w:p>
-    <w:p>
-      <w:proofErr w:type="spellStart"/>
-      <w:r>
-        <w:t>Hilt</w:t>
-      </w:r>
-      <w:proofErr w:type="spellEnd"/>
-      <w:r>
-        <w:t xml:space="preserve"> замедляет сборку</w:t>
-      </w:r>
-      <w:r>
-        <w:tab/>
-        <w:t>Средняя</w:t>
-      </w:r>
-      <w:r>
-        <w:tab/>
-      </w:r>
-      <w:proofErr w:type="spellStart"/>
-      <w:r>
-        <w:t>Incremental</w:t>
-      </w:r>
-      <w:proofErr w:type="spellEnd"/>
-      <w:r>
-        <w:t xml:space="preserve"> </w:t>
-      </w:r>
-      <w:proofErr w:type="spellStart"/>
-      <w:r>
-        <w:t>compilation</w:t>
-      </w:r>
-      <w:proofErr w:type="spellEnd"/>
-      <w:r>
-        <w:t>; для MVP допустимо</w:t>
-      </w:r>
-    </w:p>
-    <w:p>
-      <w:r>
-        <w:t>6. Итоговая рекомендация (</w:t>
-      </w:r>
-      <w:proofErr w:type="spellStart"/>
-      <w:r>
-        <w:t>Kotlin</w:t>
-      </w:r>
-      <w:proofErr w:type="spellEnd"/>
-      <w:r>
-        <w:t>-стек)</w:t>
-      </w:r>
-    </w:p>
-    <w:p>
-      <w:r>
-        <w:t>Компонент</w:t>
-      </w:r>
-      <w:r>
-        <w:tab/>
-        <w:t>Выбор</w:t>
-      </w:r>
-    </w:p>
-    <w:p>
-      <w:pPr>
         <w:rPr>
           <w:lang w:val="en-US"/>
         </w:rPr>
-      </w:pPr>
-      <w:r>
-        <w:t>Язык</w:t>
-      </w:r>
+        <w:t>C</w:t>
+      </w:r>
+      <w:proofErr w:type="spellStart"/>
+      <w:r>
+        <w:t>нижение</w:t>
+      </w:r>
+      <w:proofErr w:type="spellEnd"/>
+      <w:r>
+        <w:t xml:space="preserve"> вероятности возникновения</w:t>
+      </w:r>
+      <w:r>
+        <w:t xml:space="preserve">: серверный кэш (выгрузка раз в сутки), клиентский </w:t>
+      </w:r>
+      <w:proofErr w:type="spellStart"/>
+      <w:r>
+        <w:t>Room</w:t>
+      </w:r>
+      <w:proofErr w:type="spellEnd"/>
+      <w:r>
+        <w:t xml:space="preserve">-кэш, </w:t>
+      </w:r>
+      <w:r>
+        <w:t xml:space="preserve">развёртывание собственного экземпляра </w:t>
+      </w:r>
+      <w:proofErr w:type="spellStart"/>
+      <w:r>
+        <w:t>Overpass</w:t>
+      </w:r>
+      <w:proofErr w:type="spellEnd"/>
+      <w:r>
+        <w:t xml:space="preserve"> при росте или 2ГИС API как </w:t>
+      </w:r>
+      <w:r>
+        <w:t>запасной вариант</w:t>
+      </w:r>
+      <w:r>
+        <w:t>.</w:t>
+      </w:r>
+    </w:p>
+    <w:p>
+      <w:pPr>
+        <w:pStyle w:val="a8"/>
+        <w:numPr>
+          <w:ilvl w:val="1"/>
+          <w:numId w:val="8"/>
+        </w:numPr>
+      </w:pPr>
+      <w:r>
+        <w:t>Стоимость LLM</w:t>
+      </w:r>
+    </w:p>
+    <w:p>
+      <w:r>
+        <w:lastRenderedPageBreak/>
+        <w:t>Риск: при 10k запросов</w:t>
+      </w:r>
+      <w:r>
+        <w:t xml:space="preserve"> в </w:t>
+      </w:r>
+      <w:r>
+        <w:t xml:space="preserve">день и 500 токенах на запрос </w:t>
+      </w:r>
+      <w:r>
+        <w:t>-</w:t>
+      </w:r>
+      <w:r>
+        <w:t xml:space="preserve"> до 1000 руб.</w:t>
+      </w:r>
+      <w:r>
+        <w:t xml:space="preserve"> в </w:t>
+      </w:r>
+      <w:r>
+        <w:t>день (</w:t>
+      </w:r>
+      <w:proofErr w:type="spellStart"/>
+      <w:r>
+        <w:t>YandexGPT</w:t>
+      </w:r>
+      <w:proofErr w:type="spellEnd"/>
+      <w:r>
+        <w:t xml:space="preserve"> Lite 0,20 руб./1000 токенов).</w:t>
+      </w:r>
+    </w:p>
+    <w:p>
       <w:r>
         <w:rPr>
           <w:lang w:val="en-US"/>
         </w:rPr>
-        <w:tab/>
-        <w:t>Kotlin</w:t>
+        <w:t>C</w:t>
+      </w:r>
+      <w:proofErr w:type="spellStart"/>
+      <w:r>
+        <w:t>нижение</w:t>
+      </w:r>
+      <w:proofErr w:type="spellEnd"/>
+      <w:r>
+        <w:t xml:space="preserve"> вероятности возникновения</w:t>
+      </w:r>
+      <w:r>
+        <w:t xml:space="preserve">: кэш типовых запросов (регулярки для «туалет», «лавка», «вода»), </w:t>
+      </w:r>
+      <w:r>
+        <w:t>ограничение частоты запросов</w:t>
+      </w:r>
+      <w:r>
+        <w:t xml:space="preserve"> (20 LLM</w:t>
+      </w:r>
+      <w:r>
+        <w:t xml:space="preserve"> в </w:t>
+      </w:r>
+      <w:r>
+        <w:t xml:space="preserve">день на пользователя), дешёвая модель (GPT-4o-mini / </w:t>
+      </w:r>
+      <w:proofErr w:type="spellStart"/>
+      <w:r>
+        <w:t>YandexGPT</w:t>
+      </w:r>
+      <w:proofErr w:type="spellEnd"/>
+      <w:r>
+        <w:t xml:space="preserve"> Lite), </w:t>
+      </w:r>
+      <w:proofErr w:type="spellStart"/>
+      <w:r>
+        <w:t>фолбэк</w:t>
+      </w:r>
+      <w:proofErr w:type="spellEnd"/>
+      <w:r>
+        <w:t xml:space="preserve"> на обычный поиск при недоступности LLM.</w:t>
       </w:r>
     </w:p>
     <w:p>
       <w:pPr>
-        <w:rPr>
-          <w:lang w:val="en-US"/>
-        </w:rPr>
-      </w:pPr>
-      <w:r>
-        <w:rPr>
-          <w:lang w:val="en-US"/>
-        </w:rPr>
-        <w:t>UI</w:t>
-      </w:r>
-      <w:r>
-        <w:rPr>
-          <w:lang w:val="en-US"/>
-        </w:rPr>
-        <w:tab/>
-        <w:t>Jetpack Compose + Navigation Compose</w:t>
+        <w:pStyle w:val="a8"/>
+        <w:numPr>
+          <w:ilvl w:val="1"/>
+          <w:numId w:val="8"/>
+        </w:numPr>
+      </w:pPr>
+      <w:r>
+        <w:t>Прочие риски</w:t>
       </w:r>
     </w:p>
     <w:p>
       <w:pPr>
-        <w:rPr>
-          <w:lang w:val="en-US"/>
-        </w:rPr>
-      </w:pPr>
-      <w:r>
-        <w:t>Архитектура</w:t>
-      </w:r>
-      <w:r>
-        <w:rPr>
-          <w:lang w:val="en-US"/>
-        </w:rPr>
-        <w:tab/>
-        <w:t>Clean Architecture + MVVM (</w:t>
-      </w:r>
-      <w:proofErr w:type="spellStart"/>
-      <w:r>
-        <w:rPr>
-          <w:lang w:val="en-US"/>
-        </w:rPr>
-        <w:t>StateFlow</w:t>
-      </w:r>
-      <w:proofErr w:type="spellEnd"/>
-      <w:r>
-        <w:rPr>
-          <w:lang w:val="en-US"/>
-        </w:rPr>
-        <w:t>)</w:t>
+        <w:pStyle w:val="a8"/>
+        <w:numPr>
+          <w:ilvl w:val="0"/>
+          <w:numId w:val="20"/>
+        </w:numPr>
+      </w:pPr>
+      <w:r>
+        <w:t>Прочие риски</w:t>
+      </w:r>
+      <w:r>
+        <w:t>.</w:t>
       </w:r>
     </w:p>
+    <w:tbl>
+      <w:tblPr>
+        <w:tblStyle w:val="ad"/>
+        <w:tblW w:w="0" w:type="auto"/>
+        <w:tblLook w:val="04A0" w:firstRow="1" w:lastRow="0" w:firstColumn="1" w:lastColumn="0" w:noHBand="0" w:noVBand="1"/>
+      </w:tblPr>
+      <w:tblGrid>
+        <w:gridCol w:w="3115"/>
+        <w:gridCol w:w="3115"/>
+        <w:gridCol w:w="3115"/>
+      </w:tblGrid>
+      <w:tr>
+        <w:tc>
+          <w:tcPr>
+            <w:tcW w:w="3115" w:type="dxa"/>
+          </w:tcPr>
+          <w:p>
+            <w:pPr>
+              <w:ind w:firstLine="0"/>
+            </w:pPr>
+            <w:r>
+              <w:t>Риск</w:t>
+            </w:r>
+          </w:p>
+        </w:tc>
+        <w:tc>
+          <w:tcPr>
+            <w:tcW w:w="3115" w:type="dxa"/>
+          </w:tcPr>
+          <w:p>
+            <w:pPr>
+              <w:ind w:firstLine="0"/>
+            </w:pPr>
+            <w:r>
+              <w:t>Вероятность</w:t>
+            </w:r>
+          </w:p>
+        </w:tc>
+        <w:tc>
+          <w:tcPr>
+            <w:tcW w:w="3115" w:type="dxa"/>
+          </w:tcPr>
+          <w:p>
+            <w:pPr>
+              <w:ind w:firstLine="0"/>
+            </w:pPr>
+            <w:proofErr w:type="spellStart"/>
+            <w:r>
+              <w:t>Митигация</w:t>
+            </w:r>
+            <w:proofErr w:type="spellEnd"/>
+          </w:p>
+        </w:tc>
+      </w:tr>
+      <w:tr>
+        <w:tc>
+          <w:tcPr>
+            <w:tcW w:w="3115" w:type="dxa"/>
+          </w:tcPr>
+          <w:p>
+            <w:pPr>
+              <w:ind w:firstLine="0"/>
+              <w:rPr>
+                <w:lang w:val="en-US"/>
+              </w:rPr>
+            </w:pPr>
+            <w:proofErr w:type="spellStart"/>
+            <w:r>
+              <w:rPr>
+                <w:lang w:val="en-US"/>
+              </w:rPr>
+              <w:t>Supabase</w:t>
+            </w:r>
+            <w:proofErr w:type="spellEnd"/>
+            <w:r>
+              <w:rPr>
+                <w:lang w:val="en-US"/>
+              </w:rPr>
+              <w:t xml:space="preserve"> Free tier </w:t>
+            </w:r>
+            <w:r>
+              <w:t>закончится</w:t>
+            </w:r>
+            <w:r>
+              <w:rPr>
+                <w:lang w:val="en-US"/>
+              </w:rPr>
+              <w:t xml:space="preserve"> (500 MB)</w:t>
+            </w:r>
+          </w:p>
+        </w:tc>
+        <w:tc>
+          <w:tcPr>
+            <w:tcW w:w="3115" w:type="dxa"/>
+          </w:tcPr>
+          <w:p>
+            <w:pPr>
+              <w:ind w:firstLine="0"/>
+            </w:pPr>
+            <w:r>
+              <w:t>Средняя</w:t>
+            </w:r>
+          </w:p>
+        </w:tc>
+        <w:tc>
+          <w:tcPr>
+            <w:tcW w:w="3115" w:type="dxa"/>
+          </w:tcPr>
+          <w:p>
+            <w:pPr>
+              <w:ind w:firstLine="0"/>
+            </w:pPr>
+            <w:r>
+              <w:t>Мониторинг; переход на Pro ($25</w:t>
+            </w:r>
+            <w:r>
+              <w:t xml:space="preserve"> в </w:t>
+            </w:r>
+            <w:r>
+              <w:t>мес)</w:t>
+            </w:r>
+          </w:p>
+        </w:tc>
+      </w:tr>
+      <w:tr>
+        <w:tc>
+          <w:tcPr>
+            <w:tcW w:w="3115" w:type="dxa"/>
+          </w:tcPr>
+          <w:p>
+            <w:pPr>
+              <w:ind w:firstLine="0"/>
+            </w:pPr>
+            <w:proofErr w:type="spellStart"/>
+            <w:r>
+              <w:t>Firebase</w:t>
+            </w:r>
+            <w:proofErr w:type="spellEnd"/>
+            <w:r>
+              <w:t xml:space="preserve"> FCM недоступен в РФ</w:t>
+            </w:r>
+          </w:p>
+        </w:tc>
+        <w:tc>
+          <w:tcPr>
+            <w:tcW w:w="3115" w:type="dxa"/>
+          </w:tcPr>
+          <w:p>
+            <w:pPr>
+              <w:ind w:firstLine="0"/>
+            </w:pPr>
+            <w:r>
+              <w:t>Низкая</w:t>
+            </w:r>
+          </w:p>
+        </w:tc>
+        <w:tc>
+          <w:tcPr>
+            <w:tcW w:w="3115" w:type="dxa"/>
+          </w:tcPr>
+          <w:p>
+            <w:pPr>
+              <w:ind w:firstLine="0"/>
+            </w:pPr>
+            <w:proofErr w:type="spellStart"/>
+            <w:r>
+              <w:t>RuStore</w:t>
+            </w:r>
+            <w:proofErr w:type="spellEnd"/>
+            <w:r>
+              <w:t xml:space="preserve"> </w:t>
+            </w:r>
+            <w:proofErr w:type="spellStart"/>
+            <w:r>
+              <w:t>Push</w:t>
+            </w:r>
+            <w:proofErr w:type="spellEnd"/>
+            <w:r>
+              <w:t xml:space="preserve"> как </w:t>
+            </w:r>
+            <w:r>
+              <w:t>запасной вариант</w:t>
+            </w:r>
+          </w:p>
+        </w:tc>
+      </w:tr>
+      <w:tr>
+        <w:tc>
+          <w:tcPr>
+            <w:tcW w:w="3115" w:type="dxa"/>
+          </w:tcPr>
+          <w:p>
+            <w:pPr>
+              <w:ind w:firstLine="0"/>
+            </w:pPr>
+            <w:r>
+              <w:t>LLM «галлюцинирует» объекты</w:t>
+            </w:r>
+          </w:p>
+        </w:tc>
+        <w:tc>
+          <w:tcPr>
+            <w:tcW w:w="3115" w:type="dxa"/>
+          </w:tcPr>
+          <w:p>
+            <w:pPr>
+              <w:ind w:firstLine="0"/>
+            </w:pPr>
+            <w:r>
+              <w:t>Средняя</w:t>
+            </w:r>
+          </w:p>
+        </w:tc>
+        <w:tc>
+          <w:tcPr>
+            <w:tcW w:w="3115" w:type="dxa"/>
+          </w:tcPr>
+          <w:p>
+            <w:pPr>
+              <w:ind w:firstLine="0"/>
+            </w:pPr>
+            <w:r>
+              <w:t xml:space="preserve">Строгий </w:t>
+            </w:r>
+            <w:proofErr w:type="spellStart"/>
+            <w:r>
+              <w:t>промпт</w:t>
+            </w:r>
+            <w:proofErr w:type="spellEnd"/>
+            <w:r>
+              <w:t>: только JSON, только извлечение параметров; валидация по схеме</w:t>
+            </w:r>
+          </w:p>
+        </w:tc>
+      </w:tr>
+      <w:tr>
+        <w:tc>
+          <w:tcPr>
+            <w:tcW w:w="3115" w:type="dxa"/>
+          </w:tcPr>
+          <w:p>
+            <w:pPr>
+              <w:ind w:firstLine="0"/>
+            </w:pPr>
+            <w:proofErr w:type="spellStart"/>
+            <w:r>
+              <w:t>Hilt</w:t>
+            </w:r>
+            <w:proofErr w:type="spellEnd"/>
+            <w:r>
+              <w:t xml:space="preserve"> замедляет сборку</w:t>
+            </w:r>
+          </w:p>
+        </w:tc>
+        <w:tc>
+          <w:tcPr>
+            <w:tcW w:w="3115" w:type="dxa"/>
+          </w:tcPr>
+          <w:p>
+            <w:pPr>
+              <w:ind w:firstLine="0"/>
+            </w:pPr>
+            <w:r>
+              <w:t>Средняя</w:t>
+            </w:r>
+          </w:p>
+        </w:tc>
+        <w:tc>
+          <w:tcPr>
+            <w:tcW w:w="3115" w:type="dxa"/>
+          </w:tcPr>
+          <w:p>
+            <w:pPr>
+              <w:ind w:firstLine="0"/>
+            </w:pPr>
+            <w:r>
+              <w:rPr>
+                <w:lang w:val="en-US"/>
+              </w:rPr>
+              <w:t>Incremental</w:t>
+            </w:r>
+            <w:r>
+              <w:t xml:space="preserve"> </w:t>
+            </w:r>
+            <w:r>
+              <w:rPr>
+                <w:lang w:val="en-US"/>
+              </w:rPr>
+              <w:t>compilation</w:t>
+            </w:r>
+            <w:r>
+              <w:t xml:space="preserve"> </w:t>
+            </w:r>
+            <w:r>
+              <w:t>(</w:t>
+            </w:r>
+            <w:r>
+              <w:t>Инкрементальная компиляция — это подход, при котором компилятор при изменении исходного кода перекомпилирует не весь проект заново</w:t>
+            </w:r>
+            <w:r>
+              <w:t>)</w:t>
+            </w:r>
+            <w:r>
+              <w:t xml:space="preserve">; </w:t>
+            </w:r>
+            <w:r>
+              <w:t>для</w:t>
+            </w:r>
+            <w:r>
+              <w:t xml:space="preserve"> </w:t>
+            </w:r>
+            <w:r>
+              <w:rPr>
+                <w:lang w:val="en-US"/>
+              </w:rPr>
+              <w:t>MVP</w:t>
+            </w:r>
+            <w:r>
+              <w:t xml:space="preserve"> (</w:t>
+            </w:r>
+            <w:proofErr w:type="spellStart"/>
+            <w:r>
+              <w:t>Minimum</w:t>
+            </w:r>
+            <w:proofErr w:type="spellEnd"/>
+            <w:r>
+              <w:t xml:space="preserve"> </w:t>
+            </w:r>
+            <w:proofErr w:type="spellStart"/>
+            <w:r>
+              <w:t>Viable</w:t>
+            </w:r>
+            <w:proofErr w:type="spellEnd"/>
+            <w:r>
+              <w:t xml:space="preserve"> Product</w:t>
+            </w:r>
+            <w:r>
+              <w:t>)</w:t>
+            </w:r>
+            <w:r>
+              <w:t xml:space="preserve"> </w:t>
+            </w:r>
+            <w:r>
+              <w:t>допустимо</w:t>
+            </w:r>
+          </w:p>
+        </w:tc>
+      </w:tr>
+    </w:tbl>
     <w:p>
       <w:pPr>
-        <w:rPr>
-          <w:lang w:val="en-US"/>
-        </w:rPr>
-      </w:pPr>
-      <w:r>
-        <w:rPr>
-          <w:lang w:val="en-US"/>
-        </w:rPr>
-        <w:t>DI</w:t>
-      </w:r>
-      <w:r>
-        <w:rPr>
-          <w:lang w:val="en-US"/>
-        </w:rPr>
-        <w:tab/>
-        <w:t>Hilt</w:t>
-      </w:r>
-    </w:p>
-    <w:p>
-      <w:pPr>
-        <w:rPr>
-          <w:lang w:val="en-US"/>
-        </w:rPr>
-      </w:pPr>
-      <w:r>
-        <w:t>Сеть</w:t>
-      </w:r>
-      <w:r>
-        <w:rPr>
-          <w:lang w:val="en-US"/>
-        </w:rPr>
-        <w:tab/>
-        <w:t xml:space="preserve">Retrofit + </w:t>
-      </w:r>
-      <w:proofErr w:type="spellStart"/>
-      <w:r>
-        <w:rPr>
-          <w:lang w:val="en-US"/>
-        </w:rPr>
-        <w:t>OkHttp</w:t>
-      </w:r>
-      <w:proofErr w:type="spellEnd"/>
-      <w:r>
-        <w:rPr>
-          <w:lang w:val="en-US"/>
-        </w:rPr>
-        <w:t xml:space="preserve"> + </w:t>
-      </w:r>
-      <w:proofErr w:type="spellStart"/>
-      <w:proofErr w:type="gramStart"/>
-      <w:r>
-        <w:rPr>
-          <w:lang w:val="en-US"/>
-        </w:rPr>
-        <w:t>kotlinx.serialization</w:t>
-      </w:r>
-      <w:proofErr w:type="spellEnd"/>
-      <w:proofErr w:type="gramEnd"/>
-    </w:p>
-    <w:p>
-      <w:pPr>
-        <w:rPr>
-          <w:lang w:val="en-US"/>
-        </w:rPr>
-      </w:pPr>
-      <w:r>
-        <w:t>Локальный</w:t>
-      </w:r>
-      <w:r>
-        <w:rPr>
-          <w:lang w:val="en-US"/>
-        </w:rPr>
-        <w:t xml:space="preserve"> </w:t>
-      </w:r>
-      <w:r>
-        <w:t>кэш</w:t>
-      </w:r>
-      <w:r>
-        <w:rPr>
-          <w:lang w:val="en-US"/>
-        </w:rPr>
-        <w:tab/>
-        <w:t xml:space="preserve">Room + </w:t>
-      </w:r>
-      <w:proofErr w:type="spellStart"/>
-      <w:r>
-        <w:rPr>
-          <w:lang w:val="en-US"/>
-        </w:rPr>
-        <w:t>DataStore</w:t>
-      </w:r>
-      <w:proofErr w:type="spellEnd"/>
-    </w:p>
-    <w:p>
-      <w:pPr>
-        <w:rPr>
-          <w:lang w:val="en-US"/>
-        </w:rPr>
-      </w:pPr>
-      <w:r>
-        <w:t>Карта</w:t>
-      </w:r>
-      <w:r>
-        <w:rPr>
-          <w:lang w:val="en-US"/>
-        </w:rPr>
-        <w:tab/>
-      </w:r>
-      <w:proofErr w:type="spellStart"/>
-      <w:r>
-        <w:rPr>
-          <w:lang w:val="en-US"/>
-        </w:rPr>
-        <w:t>MapLibre</w:t>
-      </w:r>
-      <w:proofErr w:type="spellEnd"/>
-      <w:r>
-        <w:rPr>
-          <w:lang w:val="en-US"/>
-        </w:rPr>
-        <w:t xml:space="preserve"> GL Android</w:t>
-      </w:r>
-    </w:p>
-    <w:p>
-      <w:pPr>
-        <w:rPr>
-          <w:lang w:val="en-US"/>
-        </w:rPr>
-      </w:pPr>
-      <w:r>
-        <w:t>Сервер</w:t>
-      </w:r>
-      <w:r>
-        <w:rPr>
-          <w:lang w:val="en-US"/>
-        </w:rPr>
-        <w:tab/>
-      </w:r>
-      <w:proofErr w:type="spellStart"/>
-      <w:r>
-        <w:rPr>
-          <w:lang w:val="en-US"/>
-        </w:rPr>
-        <w:t>Supabase</w:t>
-      </w:r>
-      <w:proofErr w:type="spellEnd"/>
-      <w:r>
-        <w:rPr>
-          <w:lang w:val="en-US"/>
-        </w:rPr>
-        <w:t xml:space="preserve"> (PostgreSQL + </w:t>
-      </w:r>
-      <w:proofErr w:type="spellStart"/>
-      <w:r>
-        <w:rPr>
-          <w:lang w:val="en-US"/>
-        </w:rPr>
-        <w:t>PostGIS</w:t>
-      </w:r>
-      <w:proofErr w:type="spellEnd"/>
-      <w:r>
-        <w:rPr>
-          <w:lang w:val="en-US"/>
-        </w:rPr>
-        <w:t>)</w:t>
-      </w:r>
-    </w:p>
-    <w:p>
-      <w:pPr>
-        <w:rPr>
-          <w:lang w:val="en-US"/>
-        </w:rPr>
-      </w:pPr>
-      <w:r>
-        <w:rPr>
-          <w:lang w:val="en-US"/>
-        </w:rPr>
-        <w:t>Push/Crash</w:t>
-      </w:r>
-      <w:r>
-        <w:rPr>
-          <w:lang w:val="en-US"/>
-        </w:rPr>
-        <w:tab/>
-        <w:t>FCM + Crashlytics (</w:t>
-      </w:r>
-      <w:r>
-        <w:t>параллельно</w:t>
-      </w:r>
-      <w:r>
-        <w:rPr>
-          <w:lang w:val="en-US"/>
-        </w:rPr>
-        <w:t xml:space="preserve"> </w:t>
-      </w:r>
-      <w:r>
-        <w:t>с</w:t>
-      </w:r>
-      <w:r>
-        <w:rPr>
-          <w:lang w:val="en-US"/>
-        </w:rPr>
-        <w:t xml:space="preserve"> </w:t>
-      </w:r>
-      <w:proofErr w:type="spellStart"/>
-      <w:r>
-        <w:rPr>
-          <w:lang w:val="en-US"/>
-        </w:rPr>
-        <w:t>Supabase</w:t>
-      </w:r>
-      <w:proofErr w:type="spellEnd"/>
-      <w:r>
-        <w:rPr>
-          <w:lang w:val="en-US"/>
-        </w:rPr>
-        <w:t>)</w:t>
-      </w:r>
-    </w:p>
-    <w:p>
-      <w:pPr>
-        <w:rPr>
-          <w:lang w:val="en-US"/>
-        </w:rPr>
-      </w:pPr>
-      <w:r>
-        <w:rPr>
-          <w:lang w:val="en-US"/>
-        </w:rPr>
-        <w:t>LLM</w:t>
-      </w:r>
-      <w:r>
-        <w:rPr>
-          <w:lang w:val="en-US"/>
-        </w:rPr>
-        <w:tab/>
-      </w:r>
-      <w:proofErr w:type="spellStart"/>
-      <w:r>
-        <w:rPr>
-          <w:lang w:val="en-US"/>
-        </w:rPr>
-        <w:t>YandexGPT</w:t>
-      </w:r>
-      <w:proofErr w:type="spellEnd"/>
-      <w:r>
-        <w:rPr>
-          <w:lang w:val="en-US"/>
-        </w:rPr>
-        <w:t xml:space="preserve"> Lite / GPT-4o-mini </w:t>
-      </w:r>
-      <w:r>
-        <w:t>через</w:t>
-      </w:r>
-      <w:r>
-        <w:rPr>
-          <w:lang w:val="en-US"/>
-        </w:rPr>
-        <w:t xml:space="preserve"> </w:t>
-      </w:r>
-      <w:r>
-        <w:t>серверный</w:t>
-      </w:r>
-      <w:r>
-        <w:rPr>
-          <w:lang w:val="en-US"/>
-        </w:rPr>
-        <w:t xml:space="preserve"> </w:t>
-      </w:r>
-      <w:r>
-        <w:t>прокси</w:t>
-      </w:r>
-      <w:r>
-        <w:rPr>
-          <w:lang w:val="en-US"/>
-        </w:rPr>
-        <w:t xml:space="preserve"> </w:t>
-      </w:r>
-      <w:r>
-        <w:t>с</w:t>
-      </w:r>
-      <w:r>
-        <w:rPr>
-          <w:lang w:val="en-US"/>
-        </w:rPr>
-        <w:t xml:space="preserve"> </w:t>
-      </w:r>
-      <w:r>
-        <w:t>кэшем</w:t>
-      </w:r>
-      <w:r>
-        <w:rPr>
-          <w:lang w:val="en-US"/>
-        </w:rPr>
-        <w:t xml:space="preserve"> </w:t>
-      </w:r>
-      <w:r>
-        <w:t>и</w:t>
-      </w:r>
-      <w:r>
-        <w:rPr>
-          <w:lang w:val="en-US"/>
-        </w:rPr>
-        <w:t xml:space="preserve"> rate limiting</w:t>
-      </w:r>
+        <w:ind w:firstLine="0"/>
+      </w:pPr>
     </w:p>
     <w:sectPr>
       <w:pgSz w:w="11906" w:h="16838"/>
@@ -5355,6 +5399,178 @@
     <w:numStyleLink w:val="a"/>
   </w:abstractNum>
   <w:abstractNum w:abstractNumId="5" w15:restartNumberingAfterBreak="0">
+    <w:nsid w:val="0ADF2E16"/>
+    <w:multiLevelType w:val="multilevel"/>
+    <w:tmpl w:val="0419001F"/>
+    <w:lvl w:ilvl="0">
+      <w:start w:val="1"/>
+      <w:numFmt w:val="decimal"/>
+      <w:lvlText w:val="%1."/>
+      <w:lvlJc w:val="left"/>
+      <w:pPr>
+        <w:ind w:left="360" w:hanging="360"/>
+      </w:pPr>
+    </w:lvl>
+    <w:lvl w:ilvl="1">
+      <w:start w:val="1"/>
+      <w:numFmt w:val="decimal"/>
+      <w:lvlText w:val="%1.%2."/>
+      <w:lvlJc w:val="left"/>
+      <w:pPr>
+        <w:ind w:left="792" w:hanging="432"/>
+      </w:pPr>
+    </w:lvl>
+    <w:lvl w:ilvl="2">
+      <w:start w:val="1"/>
+      <w:numFmt w:val="decimal"/>
+      <w:lvlText w:val="%1.%2.%3."/>
+      <w:lvlJc w:val="left"/>
+      <w:pPr>
+        <w:ind w:left="1224" w:hanging="504"/>
+      </w:pPr>
+    </w:lvl>
+    <w:lvl w:ilvl="3">
+      <w:start w:val="1"/>
+      <w:numFmt w:val="decimal"/>
+      <w:lvlText w:val="%1.%2.%3.%4."/>
+      <w:lvlJc w:val="left"/>
+      <w:pPr>
+        <w:ind w:left="1728" w:hanging="648"/>
+      </w:pPr>
+    </w:lvl>
+    <w:lvl w:ilvl="4">
+      <w:start w:val="1"/>
+      <w:numFmt w:val="decimal"/>
+      <w:lvlText w:val="%1.%2.%3.%4.%5."/>
+      <w:lvlJc w:val="left"/>
+      <w:pPr>
+        <w:ind w:left="2232" w:hanging="792"/>
+      </w:pPr>
+    </w:lvl>
+    <w:lvl w:ilvl="5">
+      <w:start w:val="1"/>
+      <w:numFmt w:val="decimal"/>
+      <w:lvlText w:val="%1.%2.%3.%4.%5.%6."/>
+      <w:lvlJc w:val="left"/>
+      <w:pPr>
+        <w:ind w:left="2736" w:hanging="936"/>
+      </w:pPr>
+    </w:lvl>
+    <w:lvl w:ilvl="6">
+      <w:start w:val="1"/>
+      <w:numFmt w:val="decimal"/>
+      <w:lvlText w:val="%1.%2.%3.%4.%5.%6.%7."/>
+      <w:lvlJc w:val="left"/>
+      <w:pPr>
+        <w:ind w:left="3240" w:hanging="1080"/>
+      </w:pPr>
+    </w:lvl>
+    <w:lvl w:ilvl="7">
+      <w:start w:val="1"/>
+      <w:numFmt w:val="decimal"/>
+      <w:lvlText w:val="%1.%2.%3.%4.%5.%6.%7.%8."/>
+      <w:lvlJc w:val="left"/>
+      <w:pPr>
+        <w:ind w:left="3744" w:hanging="1224"/>
+      </w:pPr>
+    </w:lvl>
+    <w:lvl w:ilvl="8">
+      <w:start w:val="1"/>
+      <w:numFmt w:val="decimal"/>
+      <w:lvlText w:val="%1.%2.%3.%4.%5.%6.%7.%8.%9."/>
+      <w:lvlJc w:val="left"/>
+      <w:pPr>
+        <w:ind w:left="4320" w:hanging="1440"/>
+      </w:pPr>
+    </w:lvl>
+  </w:abstractNum>
+  <w:abstractNum w:abstractNumId="6" w15:restartNumberingAfterBreak="0">
+    <w:nsid w:val="0DDD787E"/>
+    <w:multiLevelType w:val="multilevel"/>
+    <w:tmpl w:val="0419001F"/>
+    <w:lvl w:ilvl="0">
+      <w:start w:val="1"/>
+      <w:numFmt w:val="decimal"/>
+      <w:lvlText w:val="%1."/>
+      <w:lvlJc w:val="left"/>
+      <w:pPr>
+        <w:ind w:left="360" w:hanging="360"/>
+      </w:pPr>
+    </w:lvl>
+    <w:lvl w:ilvl="1">
+      <w:start w:val="1"/>
+      <w:numFmt w:val="decimal"/>
+      <w:lvlText w:val="%1.%2."/>
+      <w:lvlJc w:val="left"/>
+      <w:pPr>
+        <w:ind w:left="792" w:hanging="432"/>
+      </w:pPr>
+    </w:lvl>
+    <w:lvl w:ilvl="2">
+      <w:start w:val="1"/>
+      <w:numFmt w:val="decimal"/>
+      <w:lvlText w:val="%1.%2.%3."/>
+      <w:lvlJc w:val="left"/>
+      <w:pPr>
+        <w:ind w:left="1224" w:hanging="504"/>
+      </w:pPr>
+    </w:lvl>
+    <w:lvl w:ilvl="3">
+      <w:start w:val="1"/>
+      <w:numFmt w:val="decimal"/>
+      <w:lvlText w:val="%1.%2.%3.%4."/>
+      <w:lvlJc w:val="left"/>
+      <w:pPr>
+        <w:ind w:left="1728" w:hanging="648"/>
+      </w:pPr>
+    </w:lvl>
+    <w:lvl w:ilvl="4">
+      <w:start w:val="1"/>
+      <w:numFmt w:val="decimal"/>
+      <w:lvlText w:val="%1.%2.%3.%4.%5."/>
+      <w:lvlJc w:val="left"/>
+      <w:pPr>
+        <w:ind w:left="2232" w:hanging="792"/>
+      </w:pPr>
+    </w:lvl>
+    <w:lvl w:ilvl="5">
+      <w:start w:val="1"/>
+      <w:numFmt w:val="decimal"/>
+      <w:lvlText w:val="%1.%2.%3.%4.%5.%6."/>
+      <w:lvlJc w:val="left"/>
+      <w:pPr>
+        <w:ind w:left="2736" w:hanging="936"/>
+      </w:pPr>
+    </w:lvl>
+    <w:lvl w:ilvl="6">
+      <w:start w:val="1"/>
+      <w:numFmt w:val="decimal"/>
+      <w:lvlText w:val="%1.%2.%3.%4.%5.%6.%7."/>
+      <w:lvlJc w:val="left"/>
+      <w:pPr>
+        <w:ind w:left="3240" w:hanging="1080"/>
+      </w:pPr>
+    </w:lvl>
+    <w:lvl w:ilvl="7">
+      <w:start w:val="1"/>
+      <w:numFmt w:val="decimal"/>
+      <w:lvlText w:val="%1.%2.%3.%4.%5.%6.%7.%8."/>
+      <w:lvlJc w:val="left"/>
+      <w:pPr>
+        <w:ind w:left="3744" w:hanging="1224"/>
+      </w:pPr>
+    </w:lvl>
+    <w:lvl w:ilvl="8">
+      <w:start w:val="1"/>
+      <w:numFmt w:val="decimal"/>
+      <w:lvlText w:val="%1.%2.%3.%4.%5.%6.%7.%8.%9."/>
+      <w:lvlJc w:val="left"/>
+      <w:pPr>
+        <w:ind w:left="4320" w:hanging="1440"/>
+      </w:pPr>
+    </w:lvl>
+  </w:abstractNum>
+  <w:abstractNum w:abstractNumId="7" w15:restartNumberingAfterBreak="0">
     <w:nsid w:val="11080164"/>
     <w:multiLevelType w:val="multilevel"/>
     <w:tmpl w:val="F8A46B18"/>
@@ -5503,13 +5719,191 @@
       </w:rPr>
     </w:lvl>
   </w:abstractNum>
-  <w:abstractNum w:abstractNumId="6" w15:restartNumberingAfterBreak="0">
+  <w:abstractNum w:abstractNumId="8" w15:restartNumberingAfterBreak="0">
+    <w:nsid w:val="115D4851"/>
+    <w:multiLevelType w:val="multilevel"/>
+    <w:tmpl w:val="9C7844BC"/>
+    <w:numStyleLink w:val="a"/>
+  </w:abstractNum>
+  <w:abstractNum w:abstractNumId="9" w15:restartNumberingAfterBreak="0">
+    <w:nsid w:val="11CA12CA"/>
+    <w:multiLevelType w:val="multilevel"/>
+    <w:tmpl w:val="0419001F"/>
+    <w:lvl w:ilvl="0">
+      <w:start w:val="1"/>
+      <w:numFmt w:val="decimal"/>
+      <w:lvlText w:val="%1."/>
+      <w:lvlJc w:val="left"/>
+      <w:pPr>
+        <w:ind w:left="360" w:hanging="360"/>
+      </w:pPr>
+    </w:lvl>
+    <w:lvl w:ilvl="1">
+      <w:start w:val="1"/>
+      <w:numFmt w:val="decimal"/>
+      <w:lvlText w:val="%1.%2."/>
+      <w:lvlJc w:val="left"/>
+      <w:pPr>
+        <w:ind w:left="792" w:hanging="432"/>
+      </w:pPr>
+    </w:lvl>
+    <w:lvl w:ilvl="2">
+      <w:start w:val="1"/>
+      <w:numFmt w:val="decimal"/>
+      <w:lvlText w:val="%1.%2.%3."/>
+      <w:lvlJc w:val="left"/>
+      <w:pPr>
+        <w:ind w:left="1224" w:hanging="504"/>
+      </w:pPr>
+    </w:lvl>
+    <w:lvl w:ilvl="3">
+      <w:start w:val="1"/>
+      <w:numFmt w:val="decimal"/>
+      <w:lvlText w:val="%1.%2.%3.%4."/>
+      <w:lvlJc w:val="left"/>
+      <w:pPr>
+        <w:ind w:left="1728" w:hanging="648"/>
+      </w:pPr>
+    </w:lvl>
+    <w:lvl w:ilvl="4">
+      <w:start w:val="1"/>
+      <w:numFmt w:val="decimal"/>
+      <w:lvlText w:val="%1.%2.%3.%4.%5."/>
+      <w:lvlJc w:val="left"/>
+      <w:pPr>
+        <w:ind w:left="2232" w:hanging="792"/>
+      </w:pPr>
+    </w:lvl>
+    <w:lvl w:ilvl="5">
+      <w:start w:val="1"/>
+      <w:numFmt w:val="decimal"/>
+      <w:lvlText w:val="%1.%2.%3.%4.%5.%6."/>
+      <w:lvlJc w:val="left"/>
+      <w:pPr>
+        <w:ind w:left="2736" w:hanging="936"/>
+      </w:pPr>
+    </w:lvl>
+    <w:lvl w:ilvl="6">
+      <w:start w:val="1"/>
+      <w:numFmt w:val="decimal"/>
+      <w:lvlText w:val="%1.%2.%3.%4.%5.%6.%7."/>
+      <w:lvlJc w:val="left"/>
+      <w:pPr>
+        <w:ind w:left="3240" w:hanging="1080"/>
+      </w:pPr>
+    </w:lvl>
+    <w:lvl w:ilvl="7">
+      <w:start w:val="1"/>
+      <w:numFmt w:val="decimal"/>
+      <w:lvlText w:val="%1.%2.%3.%4.%5.%6.%7.%8."/>
+      <w:lvlJc w:val="left"/>
+      <w:pPr>
+        <w:ind w:left="3744" w:hanging="1224"/>
+      </w:pPr>
+    </w:lvl>
+    <w:lvl w:ilvl="8">
+      <w:start w:val="1"/>
+      <w:numFmt w:val="decimal"/>
+      <w:lvlText w:val="%1.%2.%3.%4.%5.%6.%7.%8.%9."/>
+      <w:lvlJc w:val="left"/>
+      <w:pPr>
+        <w:ind w:left="4320" w:hanging="1440"/>
+      </w:pPr>
+    </w:lvl>
+  </w:abstractNum>
+  <w:abstractNum w:abstractNumId="10" w15:restartNumberingAfterBreak="0">
+    <w:nsid w:val="1401188B"/>
+    <w:multiLevelType w:val="multilevel"/>
+    <w:tmpl w:val="0419001F"/>
+    <w:lvl w:ilvl="0">
+      <w:start w:val="1"/>
+      <w:numFmt w:val="decimal"/>
+      <w:lvlText w:val="%1."/>
+      <w:lvlJc w:val="left"/>
+      <w:pPr>
+        <w:ind w:left="360" w:hanging="360"/>
+      </w:pPr>
+    </w:lvl>
+    <w:lvl w:ilvl="1">
+      <w:start w:val="1"/>
+      <w:numFmt w:val="decimal"/>
+      <w:lvlText w:val="%1.%2."/>
+      <w:lvlJc w:val="left"/>
+      <w:pPr>
+        <w:ind w:left="792" w:hanging="432"/>
+      </w:pPr>
+    </w:lvl>
+    <w:lvl w:ilvl="2">
+      <w:start w:val="1"/>
+      <w:numFmt w:val="decimal"/>
+      <w:lvlText w:val="%1.%2.%3."/>
+      <w:lvlJc w:val="left"/>
+      <w:pPr>
+        <w:ind w:left="1224" w:hanging="504"/>
+      </w:pPr>
+    </w:lvl>
+    <w:lvl w:ilvl="3">
+      <w:start w:val="1"/>
+      <w:numFmt w:val="decimal"/>
+      <w:lvlText w:val="%1.%2.%3.%4."/>
+      <w:lvlJc w:val="left"/>
+      <w:pPr>
+        <w:ind w:left="1728" w:hanging="648"/>
+      </w:pPr>
+    </w:lvl>
+    <w:lvl w:ilvl="4">
+      <w:start w:val="1"/>
+      <w:numFmt w:val="decimal"/>
+      <w:lvlText w:val="%1.%2.%3.%4.%5."/>
+      <w:lvlJc w:val="left"/>
+      <w:pPr>
+        <w:ind w:left="2232" w:hanging="792"/>
+      </w:pPr>
+    </w:lvl>
+    <w:lvl w:ilvl="5">
+      <w:start w:val="1"/>
+      <w:numFmt w:val="decimal"/>
+      <w:lvlText w:val="%1.%2.%3.%4.%5.%6."/>
+      <w:lvlJc w:val="left"/>
+      <w:pPr>
+        <w:ind w:left="2736" w:hanging="936"/>
+      </w:pPr>
+    </w:lvl>
+    <w:lvl w:ilvl="6">
+      <w:start w:val="1"/>
+      <w:numFmt w:val="decimal"/>
+      <w:lvlText w:val="%1.%2.%3.%4.%5.%6.%7."/>
+      <w:lvlJc w:val="left"/>
+      <w:pPr>
+        <w:ind w:left="3240" w:hanging="1080"/>
+      </w:pPr>
+    </w:lvl>
+    <w:lvl w:ilvl="7">
+      <w:start w:val="1"/>
+      <w:numFmt w:val="decimal"/>
+      <w:lvlText w:val="%1.%2.%3.%4.%5.%6.%7.%8."/>
+      <w:lvlJc w:val="left"/>
+      <w:pPr>
+        <w:ind w:left="3744" w:hanging="1224"/>
+      </w:pPr>
+    </w:lvl>
+    <w:lvl w:ilvl="8">
+      <w:start w:val="1"/>
+      <w:numFmt w:val="decimal"/>
+      <w:lvlText w:val="%1.%2.%3.%4.%5.%6.%7.%8.%9."/>
+      <w:lvlJc w:val="left"/>
+      <w:pPr>
+        <w:ind w:left="4320" w:hanging="1440"/>
+      </w:pPr>
+    </w:lvl>
+  </w:abstractNum>
+  <w:abstractNum w:abstractNumId="11" w15:restartNumberingAfterBreak="0">
     <w:nsid w:val="15046B3D"/>
     <w:multiLevelType w:val="multilevel"/>
     <w:tmpl w:val="9C7844BC"/>
     <w:numStyleLink w:val="a"/>
   </w:abstractNum>
-  <w:abstractNum w:abstractNumId="7" w15:restartNumberingAfterBreak="0">
+  <w:abstractNum w:abstractNumId="12" w15:restartNumberingAfterBreak="0">
     <w:nsid w:val="16BF53A8"/>
     <w:multiLevelType w:val="multilevel"/>
     <w:tmpl w:val="9C7844BC"/>
@@ -5625,7 +6019,93 @@
       </w:rPr>
     </w:lvl>
   </w:abstractNum>
-  <w:abstractNum w:abstractNumId="8" w15:restartNumberingAfterBreak="0">
+  <w:abstractNum w:abstractNumId="13" w15:restartNumberingAfterBreak="0">
+    <w:nsid w:val="1AD06659"/>
+    <w:multiLevelType w:val="multilevel"/>
+    <w:tmpl w:val="0419001F"/>
+    <w:lvl w:ilvl="0">
+      <w:start w:val="1"/>
+      <w:numFmt w:val="decimal"/>
+      <w:lvlText w:val="%1."/>
+      <w:lvlJc w:val="left"/>
+      <w:pPr>
+        <w:ind w:left="360" w:hanging="360"/>
+      </w:pPr>
+    </w:lvl>
+    <w:lvl w:ilvl="1">
+      <w:start w:val="1"/>
+      <w:numFmt w:val="decimal"/>
+      <w:lvlText w:val="%1.%2."/>
+      <w:lvlJc w:val="left"/>
+      <w:pPr>
+        <w:ind w:left="792" w:hanging="432"/>
+      </w:pPr>
+    </w:lvl>
+    <w:lvl w:ilvl="2">
+      <w:start w:val="1"/>
+      <w:numFmt w:val="decimal"/>
+      <w:lvlText w:val="%1.%2.%3."/>
+      <w:lvlJc w:val="left"/>
+      <w:pPr>
+        <w:ind w:left="1224" w:hanging="504"/>
+      </w:pPr>
+    </w:lvl>
+    <w:lvl w:ilvl="3">
+      <w:start w:val="1"/>
+      <w:numFmt w:val="decimal"/>
+      <w:lvlText w:val="%1.%2.%3.%4."/>
+      <w:lvlJc w:val="left"/>
+      <w:pPr>
+        <w:ind w:left="1728" w:hanging="648"/>
+      </w:pPr>
+    </w:lvl>
+    <w:lvl w:ilvl="4">
+      <w:start w:val="1"/>
+      <w:numFmt w:val="decimal"/>
+      <w:lvlText w:val="%1.%2.%3.%4.%5."/>
+      <w:lvlJc w:val="left"/>
+      <w:pPr>
+        <w:ind w:left="2232" w:hanging="792"/>
+      </w:pPr>
+    </w:lvl>
+    <w:lvl w:ilvl="5">
+      <w:start w:val="1"/>
+      <w:numFmt w:val="decimal"/>
+      <w:lvlText w:val="%1.%2.%3.%4.%5.%6."/>
+      <w:lvlJc w:val="left"/>
+      <w:pPr>
+        <w:ind w:left="2736" w:hanging="936"/>
+      </w:pPr>
+    </w:lvl>
+    <w:lvl w:ilvl="6">
+      <w:start w:val="1"/>
+      <w:numFmt w:val="decimal"/>
+      <w:lvlText w:val="%1.%2.%3.%4.%5.%6.%7."/>
+      <w:lvlJc w:val="left"/>
+      <w:pPr>
+        <w:ind w:left="3240" w:hanging="1080"/>
+      </w:pPr>
+    </w:lvl>
+    <w:lvl w:ilvl="7">
+      <w:start w:val="1"/>
+      <w:numFmt w:val="decimal"/>
+      <w:lvlText w:val="%1.%2.%3.%4.%5.%6.%7.%8."/>
+      <w:lvlJc w:val="left"/>
+      <w:pPr>
+        <w:ind w:left="3744" w:hanging="1224"/>
+      </w:pPr>
+    </w:lvl>
+    <w:lvl w:ilvl="8">
+      <w:start w:val="1"/>
+      <w:numFmt w:val="decimal"/>
+      <w:lvlText w:val="%1.%2.%3.%4.%5.%6.%7.%8.%9."/>
+      <w:lvlJc w:val="left"/>
+      <w:pPr>
+        <w:ind w:left="4320" w:hanging="1440"/>
+      </w:pPr>
+    </w:lvl>
+  </w:abstractNum>
+  <w:abstractNum w:abstractNumId="14" w15:restartNumberingAfterBreak="0">
     <w:nsid w:val="22096094"/>
     <w:multiLevelType w:val="multilevel"/>
     <w:tmpl w:val="0419001F"/>
@@ -5711,7 +6191,7 @@
       </w:pPr>
     </w:lvl>
   </w:abstractNum>
-  <w:abstractNum w:abstractNumId="9" w15:restartNumberingAfterBreak="0">
+  <w:abstractNum w:abstractNumId="15" w15:restartNumberingAfterBreak="0">
     <w:nsid w:val="26181E26"/>
     <w:multiLevelType w:val="multilevel"/>
     <w:tmpl w:val="0419001F"/>
@@ -5797,7 +6277,7 @@
       </w:pPr>
     </w:lvl>
   </w:abstractNum>
-  <w:abstractNum w:abstractNumId="10" w15:restartNumberingAfterBreak="0">
+  <w:abstractNum w:abstractNumId="16" w15:restartNumberingAfterBreak="0">
     <w:nsid w:val="264F6B8C"/>
     <w:multiLevelType w:val="multilevel"/>
     <w:tmpl w:val="0419001F"/>
@@ -5883,7 +6363,7 @@
       </w:pPr>
     </w:lvl>
   </w:abstractNum>
-  <w:abstractNum w:abstractNumId="11" w15:restartNumberingAfterBreak="0">
+  <w:abstractNum w:abstractNumId="17" w15:restartNumberingAfterBreak="0">
     <w:nsid w:val="268874F3"/>
     <w:multiLevelType w:val="multilevel"/>
     <w:tmpl w:val="C73E4760"/>
@@ -6032,11 +6512,11 @@
       </w:rPr>
     </w:lvl>
   </w:abstractNum>
-  <w:abstractNum w:abstractNumId="12" w15:restartNumberingAfterBreak="0">
+  <w:abstractNum w:abstractNumId="18" w15:restartNumberingAfterBreak="0">
     <w:nsid w:val="32633455"/>
-    <w:multiLevelType w:val="hybridMultilevel"/>
-    <w:tmpl w:val="DDD26BE2"/>
-    <w:lvl w:ilvl="0" w:tplc="0419000F">
+    <w:multiLevelType w:val="multilevel"/>
+    <w:tmpl w:val="28D243EE"/>
+    <w:lvl w:ilvl="0">
       <w:start w:val="1"/>
       <w:numFmt w:val="decimal"/>
       <w:lvlText w:val="%1."/>
@@ -6045,80 +6525,112 @@
         <w:ind w:left="1429" w:hanging="360"/>
       </w:pPr>
     </w:lvl>
-    <w:lvl w:ilvl="1" w:tplc="04190019" w:tentative="1">
-      <w:start w:val="1"/>
-      <w:numFmt w:val="lowerLetter"/>
-      <w:lvlText w:val="%2."/>
-      <w:lvlJc w:val="left"/>
-      <w:pPr>
-        <w:ind w:left="2149" w:hanging="360"/>
-      </w:pPr>
-    </w:lvl>
-    <w:lvl w:ilvl="2" w:tplc="0419001B" w:tentative="1">
-      <w:start w:val="1"/>
-      <w:numFmt w:val="lowerRoman"/>
-      <w:lvlText w:val="%3."/>
-      <w:lvlJc w:val="right"/>
-      <w:pPr>
-        <w:ind w:left="2869" w:hanging="180"/>
-      </w:pPr>
-    </w:lvl>
-    <w:lvl w:ilvl="3" w:tplc="0419000F" w:tentative="1">
-      <w:start w:val="1"/>
-      <w:numFmt w:val="decimal"/>
-      <w:lvlText w:val="%4."/>
-      <w:lvlJc w:val="left"/>
-      <w:pPr>
-        <w:ind w:left="3589" w:hanging="360"/>
-      </w:pPr>
-    </w:lvl>
-    <w:lvl w:ilvl="4" w:tplc="04190019" w:tentative="1">
-      <w:start w:val="1"/>
-      <w:numFmt w:val="lowerLetter"/>
-      <w:lvlText w:val="%5."/>
-      <w:lvlJc w:val="left"/>
-      <w:pPr>
-        <w:ind w:left="4309" w:hanging="360"/>
-      </w:pPr>
-    </w:lvl>
-    <w:lvl w:ilvl="5" w:tplc="0419001B" w:tentative="1">
-      <w:start w:val="1"/>
-      <w:numFmt w:val="lowerRoman"/>
-      <w:lvlText w:val="%6."/>
-      <w:lvlJc w:val="right"/>
-      <w:pPr>
-        <w:ind w:left="5029" w:hanging="180"/>
-      </w:pPr>
-    </w:lvl>
-    <w:lvl w:ilvl="6" w:tplc="0419000F" w:tentative="1">
-      <w:start w:val="1"/>
-      <w:numFmt w:val="decimal"/>
-      <w:lvlText w:val="%7."/>
-      <w:lvlJc w:val="left"/>
-      <w:pPr>
-        <w:ind w:left="5749" w:hanging="360"/>
-      </w:pPr>
-    </w:lvl>
-    <w:lvl w:ilvl="7" w:tplc="04190019" w:tentative="1">
-      <w:start w:val="1"/>
-      <w:numFmt w:val="lowerLetter"/>
-      <w:lvlText w:val="%8."/>
-      <w:lvlJc w:val="left"/>
-      <w:pPr>
-        <w:ind w:left="6469" w:hanging="360"/>
-      </w:pPr>
-    </w:lvl>
-    <w:lvl w:ilvl="8" w:tplc="0419001B" w:tentative="1">
-      <w:start w:val="1"/>
-      <w:numFmt w:val="lowerRoman"/>
-      <w:lvlText w:val="%9."/>
-      <w:lvlJc w:val="right"/>
-      <w:pPr>
-        <w:ind w:left="7189" w:hanging="180"/>
-      </w:pPr>
+    <w:lvl w:ilvl="1">
+      <w:start w:val="2"/>
+      <w:numFmt w:val="decimal"/>
+      <w:isLgl/>
+      <w:lvlText w:val="%1.%2."/>
+      <w:lvlJc w:val="left"/>
+      <w:pPr>
+        <w:ind w:left="1789" w:hanging="720"/>
+      </w:pPr>
+      <w:rPr>
+        <w:rFonts w:hint="default"/>
+      </w:rPr>
+    </w:lvl>
+    <w:lvl w:ilvl="2">
+      <w:start w:val="1"/>
+      <w:numFmt w:val="decimal"/>
+      <w:isLgl/>
+      <w:lvlText w:val="%1.%2.%3."/>
+      <w:lvlJc w:val="left"/>
+      <w:pPr>
+        <w:ind w:left="1789" w:hanging="720"/>
+      </w:pPr>
+      <w:rPr>
+        <w:rFonts w:hint="default"/>
+      </w:rPr>
+    </w:lvl>
+    <w:lvl w:ilvl="3">
+      <w:start w:val="1"/>
+      <w:numFmt w:val="decimal"/>
+      <w:isLgl/>
+      <w:lvlText w:val="%1.%2.%3.%4."/>
+      <w:lvlJc w:val="left"/>
+      <w:pPr>
+        <w:ind w:left="2149" w:hanging="1080"/>
+      </w:pPr>
+      <w:rPr>
+        <w:rFonts w:hint="default"/>
+      </w:rPr>
+    </w:lvl>
+    <w:lvl w:ilvl="4">
+      <w:start w:val="1"/>
+      <w:numFmt w:val="decimal"/>
+      <w:isLgl/>
+      <w:lvlText w:val="%1.%2.%3.%4.%5."/>
+      <w:lvlJc w:val="left"/>
+      <w:pPr>
+        <w:ind w:left="2149" w:hanging="1080"/>
+      </w:pPr>
+      <w:rPr>
+        <w:rFonts w:hint="default"/>
+      </w:rPr>
+    </w:lvl>
+    <w:lvl w:ilvl="5">
+      <w:start w:val="1"/>
+      <w:numFmt w:val="decimal"/>
+      <w:isLgl/>
+      <w:lvlText w:val="%1.%2.%3.%4.%5.%6."/>
+      <w:lvlJc w:val="left"/>
+      <w:pPr>
+        <w:ind w:left="2509" w:hanging="1440"/>
+      </w:pPr>
+      <w:rPr>
+        <w:rFonts w:hint="default"/>
+      </w:rPr>
+    </w:lvl>
+    <w:lvl w:ilvl="6">
+      <w:start w:val="1"/>
+      <w:numFmt w:val="decimal"/>
+      <w:isLgl/>
+      <w:lvlText w:val="%1.%2.%3.%4.%5.%6.%7."/>
+      <w:lvlJc w:val="left"/>
+      <w:pPr>
+        <w:ind w:left="2869" w:hanging="1800"/>
+      </w:pPr>
+      <w:rPr>
+        <w:rFonts w:hint="default"/>
+      </w:rPr>
+    </w:lvl>
+    <w:lvl w:ilvl="7">
+      <w:start w:val="1"/>
+      <w:numFmt w:val="decimal"/>
+      <w:isLgl/>
+      <w:lvlText w:val="%1.%2.%3.%4.%5.%6.%7.%8."/>
+      <w:lvlJc w:val="left"/>
+      <w:pPr>
+        <w:ind w:left="2869" w:hanging="1800"/>
+      </w:pPr>
+      <w:rPr>
+        <w:rFonts w:hint="default"/>
+      </w:rPr>
+    </w:lvl>
+    <w:lvl w:ilvl="8">
+      <w:start w:val="1"/>
+      <w:numFmt w:val="decimal"/>
+      <w:isLgl/>
+      <w:lvlText w:val="%1.%2.%3.%4.%5.%6.%7.%8.%9."/>
+      <w:lvlJc w:val="left"/>
+      <w:pPr>
+        <w:ind w:left="3229" w:hanging="2160"/>
+      </w:pPr>
+      <w:rPr>
+        <w:rFonts w:hint="default"/>
+      </w:rPr>
     </w:lvl>
   </w:abstractNum>
-  <w:abstractNum w:abstractNumId="13" w15:restartNumberingAfterBreak="0">
+  <w:abstractNum w:abstractNumId="19" w15:restartNumberingAfterBreak="0">
     <w:nsid w:val="32E37C93"/>
     <w:multiLevelType w:val="multilevel"/>
     <w:tmpl w:val="0419001F"/>
@@ -6204,13 +6716,99 @@
       </w:pPr>
     </w:lvl>
   </w:abstractNum>
-  <w:abstractNum w:abstractNumId="14" w15:restartNumberingAfterBreak="0">
+  <w:abstractNum w:abstractNumId="20" w15:restartNumberingAfterBreak="0">
+    <w:nsid w:val="37EF08FD"/>
+    <w:multiLevelType w:val="multilevel"/>
+    <w:tmpl w:val="0419001F"/>
+    <w:lvl w:ilvl="0">
+      <w:start w:val="1"/>
+      <w:numFmt w:val="decimal"/>
+      <w:lvlText w:val="%1."/>
+      <w:lvlJc w:val="left"/>
+      <w:pPr>
+        <w:ind w:left="360" w:hanging="360"/>
+      </w:pPr>
+    </w:lvl>
+    <w:lvl w:ilvl="1">
+      <w:start w:val="1"/>
+      <w:numFmt w:val="decimal"/>
+      <w:lvlText w:val="%1.%2."/>
+      <w:lvlJc w:val="left"/>
+      <w:pPr>
+        <w:ind w:left="792" w:hanging="432"/>
+      </w:pPr>
+    </w:lvl>
+    <w:lvl w:ilvl="2">
+      <w:start w:val="1"/>
+      <w:numFmt w:val="decimal"/>
+      <w:lvlText w:val="%1.%2.%3."/>
+      <w:lvlJc w:val="left"/>
+      <w:pPr>
+        <w:ind w:left="1224" w:hanging="504"/>
+      </w:pPr>
+    </w:lvl>
+    <w:lvl w:ilvl="3">
+      <w:start w:val="1"/>
+      <w:numFmt w:val="decimal"/>
+      <w:lvlText w:val="%1.%2.%3.%4."/>
+      <w:lvlJc w:val="left"/>
+      <w:pPr>
+        <w:ind w:left="1728" w:hanging="648"/>
+      </w:pPr>
+    </w:lvl>
+    <w:lvl w:ilvl="4">
+      <w:start w:val="1"/>
+      <w:numFmt w:val="decimal"/>
+      <w:lvlText w:val="%1.%2.%3.%4.%5."/>
+      <w:lvlJc w:val="left"/>
+      <w:pPr>
+        <w:ind w:left="2232" w:hanging="792"/>
+      </w:pPr>
+    </w:lvl>
+    <w:lvl w:ilvl="5">
+      <w:start w:val="1"/>
+      <w:numFmt w:val="decimal"/>
+      <w:lvlText w:val="%1.%2.%3.%4.%5.%6."/>
+      <w:lvlJc w:val="left"/>
+      <w:pPr>
+        <w:ind w:left="2736" w:hanging="936"/>
+      </w:pPr>
+    </w:lvl>
+    <w:lvl w:ilvl="6">
+      <w:start w:val="1"/>
+      <w:numFmt w:val="decimal"/>
+      <w:lvlText w:val="%1.%2.%3.%4.%5.%6.%7."/>
+      <w:lvlJc w:val="left"/>
+      <w:pPr>
+        <w:ind w:left="3240" w:hanging="1080"/>
+      </w:pPr>
+    </w:lvl>
+    <w:lvl w:ilvl="7">
+      <w:start w:val="1"/>
+      <w:numFmt w:val="decimal"/>
+      <w:lvlText w:val="%1.%2.%3.%4.%5.%6.%7.%8."/>
+      <w:lvlJc w:val="left"/>
+      <w:pPr>
+        <w:ind w:left="3744" w:hanging="1224"/>
+      </w:pPr>
+    </w:lvl>
+    <w:lvl w:ilvl="8">
+      <w:start w:val="1"/>
+      <w:numFmt w:val="decimal"/>
+      <w:lvlText w:val="%1.%2.%3.%4.%5.%6.%7.%8.%9."/>
+      <w:lvlJc w:val="left"/>
+      <w:pPr>
+        <w:ind w:left="4320" w:hanging="1440"/>
+      </w:pPr>
+    </w:lvl>
+  </w:abstractNum>
+  <w:abstractNum w:abstractNumId="21" w15:restartNumberingAfterBreak="0">
     <w:nsid w:val="394133EF"/>
     <w:multiLevelType w:val="multilevel"/>
     <w:tmpl w:val="9C7844BC"/>
     <w:numStyleLink w:val="a"/>
   </w:abstractNum>
-  <w:abstractNum w:abstractNumId="15" w15:restartNumberingAfterBreak="0">
+  <w:abstractNum w:abstractNumId="22" w15:restartNumberingAfterBreak="0">
     <w:nsid w:val="3C1541A4"/>
     <w:multiLevelType w:val="multilevel"/>
     <w:tmpl w:val="C64CFB8E"/>
@@ -6359,13 +6957,217 @@
       </w:rPr>
     </w:lvl>
   </w:abstractNum>
-  <w:abstractNum w:abstractNumId="16" w15:restartNumberingAfterBreak="0">
+  <w:abstractNum w:abstractNumId="23" w15:restartNumberingAfterBreak="0">
+    <w:nsid w:val="41A46BAB"/>
+    <w:multiLevelType w:val="multilevel"/>
+    <w:tmpl w:val="0419001F"/>
+    <w:lvl w:ilvl="0">
+      <w:start w:val="1"/>
+      <w:numFmt w:val="decimal"/>
+      <w:lvlText w:val="%1."/>
+      <w:lvlJc w:val="left"/>
+      <w:pPr>
+        <w:ind w:left="360" w:hanging="360"/>
+      </w:pPr>
+    </w:lvl>
+    <w:lvl w:ilvl="1">
+      <w:start w:val="1"/>
+      <w:numFmt w:val="decimal"/>
+      <w:lvlText w:val="%1.%2."/>
+      <w:lvlJc w:val="left"/>
+      <w:pPr>
+        <w:ind w:left="792" w:hanging="432"/>
+      </w:pPr>
+    </w:lvl>
+    <w:lvl w:ilvl="2">
+      <w:start w:val="1"/>
+      <w:numFmt w:val="decimal"/>
+      <w:lvlText w:val="%1.%2.%3."/>
+      <w:lvlJc w:val="left"/>
+      <w:pPr>
+        <w:ind w:left="1224" w:hanging="504"/>
+      </w:pPr>
+    </w:lvl>
+    <w:lvl w:ilvl="3">
+      <w:start w:val="1"/>
+      <w:numFmt w:val="decimal"/>
+      <w:lvlText w:val="%1.%2.%3.%4."/>
+      <w:lvlJc w:val="left"/>
+      <w:pPr>
+        <w:ind w:left="1728" w:hanging="648"/>
+      </w:pPr>
+    </w:lvl>
+    <w:lvl w:ilvl="4">
+      <w:start w:val="1"/>
+      <w:numFmt w:val="decimal"/>
+      <w:lvlText w:val="%1.%2.%3.%4.%5."/>
+      <w:lvlJc w:val="left"/>
+      <w:pPr>
+        <w:ind w:left="2232" w:hanging="792"/>
+      </w:pPr>
+    </w:lvl>
+    <w:lvl w:ilvl="5">
+      <w:start w:val="1"/>
+      <w:numFmt w:val="decimal"/>
+      <w:lvlText w:val="%1.%2.%3.%4.%5.%6."/>
+      <w:lvlJc w:val="left"/>
+      <w:pPr>
+        <w:ind w:left="2736" w:hanging="936"/>
+      </w:pPr>
+    </w:lvl>
+    <w:lvl w:ilvl="6">
+      <w:start w:val="1"/>
+      <w:numFmt w:val="decimal"/>
+      <w:lvlText w:val="%1.%2.%3.%4.%5.%6.%7."/>
+      <w:lvlJc w:val="left"/>
+      <w:pPr>
+        <w:ind w:left="3240" w:hanging="1080"/>
+      </w:pPr>
+    </w:lvl>
+    <w:lvl w:ilvl="7">
+      <w:start w:val="1"/>
+      <w:numFmt w:val="decimal"/>
+      <w:lvlText w:val="%1.%2.%3.%4.%5.%6.%7.%8."/>
+      <w:lvlJc w:val="left"/>
+      <w:pPr>
+        <w:ind w:left="3744" w:hanging="1224"/>
+      </w:pPr>
+    </w:lvl>
+    <w:lvl w:ilvl="8">
+      <w:start w:val="1"/>
+      <w:numFmt w:val="decimal"/>
+      <w:lvlText w:val="%1.%2.%3.%4.%5.%6.%7.%8.%9."/>
+      <w:lvlJc w:val="left"/>
+      <w:pPr>
+        <w:ind w:left="4320" w:hanging="1440"/>
+      </w:pPr>
+    </w:lvl>
+  </w:abstractNum>
+  <w:abstractNum w:abstractNumId="24" w15:restartNumberingAfterBreak="0">
+    <w:nsid w:val="45301055"/>
+    <w:multiLevelType w:val="multilevel"/>
+    <w:tmpl w:val="D728ACBC"/>
+    <w:lvl w:ilvl="0">
+      <w:start w:val="1"/>
+      <w:numFmt w:val="decimal"/>
+      <w:lvlText w:val="%1."/>
+      <w:lvlJc w:val="left"/>
+      <w:pPr>
+        <w:ind w:left="1429" w:hanging="360"/>
+      </w:pPr>
+    </w:lvl>
+    <w:lvl w:ilvl="1">
+      <w:start w:val="1"/>
+      <w:numFmt w:val="decimal"/>
+      <w:isLgl/>
+      <w:lvlText w:val="%1.%2."/>
+      <w:lvlJc w:val="left"/>
+      <w:pPr>
+        <w:ind w:left="1789" w:hanging="720"/>
+      </w:pPr>
+      <w:rPr>
+        <w:rFonts w:hint="default"/>
+      </w:rPr>
+    </w:lvl>
+    <w:lvl w:ilvl="2">
+      <w:start w:val="1"/>
+      <w:numFmt w:val="decimal"/>
+      <w:isLgl/>
+      <w:lvlText w:val="%1.%2.%3."/>
+      <w:lvlJc w:val="left"/>
+      <w:pPr>
+        <w:ind w:left="1789" w:hanging="720"/>
+      </w:pPr>
+      <w:rPr>
+        <w:rFonts w:hint="default"/>
+      </w:rPr>
+    </w:lvl>
+    <w:lvl w:ilvl="3">
+      <w:start w:val="1"/>
+      <w:numFmt w:val="decimal"/>
+      <w:isLgl/>
+      <w:lvlText w:val="%1.%2.%3.%4."/>
+      <w:lvlJc w:val="left"/>
+      <w:pPr>
+        <w:ind w:left="2149" w:hanging="1080"/>
+      </w:pPr>
+      <w:rPr>
+        <w:rFonts w:hint="default"/>
+      </w:rPr>
+    </w:lvl>
+    <w:lvl w:ilvl="4">
+      <w:start w:val="1"/>
+      <w:numFmt w:val="decimal"/>
+      <w:isLgl/>
+      <w:lvlText w:val="%1.%2.%3.%4.%5."/>
+      <w:lvlJc w:val="left"/>
+      <w:pPr>
+        <w:ind w:left="2149" w:hanging="1080"/>
+      </w:pPr>
+      <w:rPr>
+        <w:rFonts w:hint="default"/>
+      </w:rPr>
+    </w:lvl>
+    <w:lvl w:ilvl="5">
+      <w:start w:val="1"/>
+      <w:numFmt w:val="decimal"/>
+      <w:isLgl/>
+      <w:lvlText w:val="%1.%2.%3.%4.%5.%6."/>
+      <w:lvlJc w:val="left"/>
+      <w:pPr>
+        <w:ind w:left="2509" w:hanging="1440"/>
+      </w:pPr>
+      <w:rPr>
+        <w:rFonts w:hint="default"/>
+      </w:rPr>
+    </w:lvl>
+    <w:lvl w:ilvl="6">
+      <w:start w:val="1"/>
+      <w:numFmt w:val="decimal"/>
+      <w:isLgl/>
+      <w:lvlText w:val="%1.%2.%3.%4.%5.%6.%7."/>
+      <w:lvlJc w:val="left"/>
+      <w:pPr>
+        <w:ind w:left="2869" w:hanging="1800"/>
+      </w:pPr>
+      <w:rPr>
+        <w:rFonts w:hint="default"/>
+      </w:rPr>
+    </w:lvl>
+    <w:lvl w:ilvl="7">
+      <w:start w:val="1"/>
+      <w:numFmt w:val="decimal"/>
+      <w:isLgl/>
+      <w:lvlText w:val="%1.%2.%3.%4.%5.%6.%7.%8."/>
+      <w:lvlJc w:val="left"/>
+      <w:pPr>
+        <w:ind w:left="2869" w:hanging="1800"/>
+      </w:pPr>
+      <w:rPr>
+        <w:rFonts w:hint="default"/>
+      </w:rPr>
+    </w:lvl>
+    <w:lvl w:ilvl="8">
+      <w:start w:val="1"/>
+      <w:numFmt w:val="decimal"/>
+      <w:isLgl/>
+      <w:lvlText w:val="%1.%2.%3.%4.%5.%6.%7.%8.%9."/>
+      <w:lvlJc w:val="left"/>
+      <w:pPr>
+        <w:ind w:left="3229" w:hanging="2160"/>
+      </w:pPr>
+      <w:rPr>
+        <w:rFonts w:hint="default"/>
+      </w:rPr>
+    </w:lvl>
+  </w:abstractNum>
+  <w:abstractNum w:abstractNumId="25" w15:restartNumberingAfterBreak="0">
     <w:nsid w:val="476A797A"/>
     <w:multiLevelType w:val="multilevel"/>
     <w:tmpl w:val="9C7844BC"/>
     <w:numStyleLink w:val="a"/>
   </w:abstractNum>
-  <w:abstractNum w:abstractNumId="17" w15:restartNumberingAfterBreak="0">
+  <w:abstractNum w:abstractNumId="26" w15:restartNumberingAfterBreak="0">
     <w:nsid w:val="492F4FB2"/>
     <w:multiLevelType w:val="multilevel"/>
     <w:tmpl w:val="432C7926"/>
@@ -6514,13 +7316,13 @@
       </w:rPr>
     </w:lvl>
   </w:abstractNum>
-  <w:abstractNum w:abstractNumId="18" w15:restartNumberingAfterBreak="0">
+  <w:abstractNum w:abstractNumId="27" w15:restartNumberingAfterBreak="0">
     <w:nsid w:val="4C692DF9"/>
     <w:multiLevelType w:val="multilevel"/>
     <w:tmpl w:val="9C7844BC"/>
     <w:numStyleLink w:val="a"/>
   </w:abstractNum>
-  <w:abstractNum w:abstractNumId="19" w15:restartNumberingAfterBreak="0">
+  <w:abstractNum w:abstractNumId="28" w15:restartNumberingAfterBreak="0">
     <w:nsid w:val="55364D5E"/>
     <w:multiLevelType w:val="multilevel"/>
     <w:tmpl w:val="B31023E8"/>
@@ -6669,13 +7471,185 @@
       </w:rPr>
     </w:lvl>
   </w:abstractNum>
-  <w:abstractNum w:abstractNumId="20" w15:restartNumberingAfterBreak="0">
+  <w:abstractNum w:abstractNumId="29" w15:restartNumberingAfterBreak="0">
     <w:nsid w:val="57650BF7"/>
     <w:multiLevelType w:val="multilevel"/>
     <w:tmpl w:val="9C7844BC"/>
     <w:numStyleLink w:val="a"/>
   </w:abstractNum>
-  <w:abstractNum w:abstractNumId="21" w15:restartNumberingAfterBreak="0">
+  <w:abstractNum w:abstractNumId="30" w15:restartNumberingAfterBreak="0">
+    <w:nsid w:val="618C122D"/>
+    <w:multiLevelType w:val="multilevel"/>
+    <w:tmpl w:val="0419001F"/>
+    <w:lvl w:ilvl="0">
+      <w:start w:val="1"/>
+      <w:numFmt w:val="decimal"/>
+      <w:lvlText w:val="%1."/>
+      <w:lvlJc w:val="left"/>
+      <w:pPr>
+        <w:ind w:left="360" w:hanging="360"/>
+      </w:pPr>
+    </w:lvl>
+    <w:lvl w:ilvl="1">
+      <w:start w:val="1"/>
+      <w:numFmt w:val="decimal"/>
+      <w:lvlText w:val="%1.%2."/>
+      <w:lvlJc w:val="left"/>
+      <w:pPr>
+        <w:ind w:left="792" w:hanging="432"/>
+      </w:pPr>
+    </w:lvl>
+    <w:lvl w:ilvl="2">
+      <w:start w:val="1"/>
+      <w:numFmt w:val="decimal"/>
+      <w:lvlText w:val="%1.%2.%3."/>
+      <w:lvlJc w:val="left"/>
+      <w:pPr>
+        <w:ind w:left="1224" w:hanging="504"/>
+      </w:pPr>
+    </w:lvl>
+    <w:lvl w:ilvl="3">
+      <w:start w:val="1"/>
+      <w:numFmt w:val="decimal"/>
+      <w:lvlText w:val="%1.%2.%3.%4."/>
+      <w:lvlJc w:val="left"/>
+      <w:pPr>
+        <w:ind w:left="1728" w:hanging="648"/>
+      </w:pPr>
+    </w:lvl>
+    <w:lvl w:ilvl="4">
+      <w:start w:val="1"/>
+      <w:numFmt w:val="decimal"/>
+      <w:lvlText w:val="%1.%2.%3.%4.%5."/>
+      <w:lvlJc w:val="left"/>
+      <w:pPr>
+        <w:ind w:left="2232" w:hanging="792"/>
+      </w:pPr>
+    </w:lvl>
+    <w:lvl w:ilvl="5">
+      <w:start w:val="1"/>
+      <w:numFmt w:val="decimal"/>
+      <w:lvlText w:val="%1.%2.%3.%4.%5.%6."/>
+      <w:lvlJc w:val="left"/>
+      <w:pPr>
+        <w:ind w:left="2736" w:hanging="936"/>
+      </w:pPr>
+    </w:lvl>
+    <w:lvl w:ilvl="6">
+      <w:start w:val="1"/>
+      <w:numFmt w:val="decimal"/>
+      <w:lvlText w:val="%1.%2.%3.%4.%5.%6.%7."/>
+      <w:lvlJc w:val="left"/>
+      <w:pPr>
+        <w:ind w:left="3240" w:hanging="1080"/>
+      </w:pPr>
+    </w:lvl>
+    <w:lvl w:ilvl="7">
+      <w:start w:val="1"/>
+      <w:numFmt w:val="decimal"/>
+      <w:lvlText w:val="%1.%2.%3.%4.%5.%6.%7.%8."/>
+      <w:lvlJc w:val="left"/>
+      <w:pPr>
+        <w:ind w:left="3744" w:hanging="1224"/>
+      </w:pPr>
+    </w:lvl>
+    <w:lvl w:ilvl="8">
+      <w:start w:val="1"/>
+      <w:numFmt w:val="decimal"/>
+      <w:lvlText w:val="%1.%2.%3.%4.%5.%6.%7.%8.%9."/>
+      <w:lvlJc w:val="left"/>
+      <w:pPr>
+        <w:ind w:left="4320" w:hanging="1440"/>
+      </w:pPr>
+    </w:lvl>
+  </w:abstractNum>
+  <w:abstractNum w:abstractNumId="31" w15:restartNumberingAfterBreak="0">
+    <w:nsid w:val="667C735B"/>
+    <w:multiLevelType w:val="multilevel"/>
+    <w:tmpl w:val="0419001F"/>
+    <w:lvl w:ilvl="0">
+      <w:start w:val="1"/>
+      <w:numFmt w:val="decimal"/>
+      <w:lvlText w:val="%1."/>
+      <w:lvlJc w:val="left"/>
+      <w:pPr>
+        <w:ind w:left="360" w:hanging="360"/>
+      </w:pPr>
+    </w:lvl>
+    <w:lvl w:ilvl="1">
+      <w:start w:val="1"/>
+      <w:numFmt w:val="decimal"/>
+      <w:lvlText w:val="%1.%2."/>
+      <w:lvlJc w:val="left"/>
+      <w:pPr>
+        <w:ind w:left="792" w:hanging="432"/>
+      </w:pPr>
+    </w:lvl>
+    <w:lvl w:ilvl="2">
+      <w:start w:val="1"/>
+      <w:numFmt w:val="decimal"/>
+      <w:lvlText w:val="%1.%2.%3."/>
+      <w:lvlJc w:val="left"/>
+      <w:pPr>
+        <w:ind w:left="1224" w:hanging="504"/>
+      </w:pPr>
+    </w:lvl>
+    <w:lvl w:ilvl="3">
+      <w:start w:val="1"/>
+      <w:numFmt w:val="decimal"/>
+      <w:lvlText w:val="%1.%2.%3.%4."/>
+      <w:lvlJc w:val="left"/>
+      <w:pPr>
+        <w:ind w:left="1728" w:hanging="648"/>
+      </w:pPr>
+    </w:lvl>
+    <w:lvl w:ilvl="4">
+      <w:start w:val="1"/>
+      <w:numFmt w:val="decimal"/>
+      <w:lvlText w:val="%1.%2.%3.%4.%5."/>
+      <w:lvlJc w:val="left"/>
+      <w:pPr>
+        <w:ind w:left="2232" w:hanging="792"/>
+      </w:pPr>
+    </w:lvl>
+    <w:lvl w:ilvl="5">
+      <w:start w:val="1"/>
+      <w:numFmt w:val="decimal"/>
+      <w:lvlText w:val="%1.%2.%3.%4.%5.%6."/>
+      <w:lvlJc w:val="left"/>
+      <w:pPr>
+        <w:ind w:left="2736" w:hanging="936"/>
+      </w:pPr>
+    </w:lvl>
+    <w:lvl w:ilvl="6">
+      <w:start w:val="1"/>
+      <w:numFmt w:val="decimal"/>
+      <w:lvlText w:val="%1.%2.%3.%4.%5.%6.%7."/>
+      <w:lvlJc w:val="left"/>
+      <w:pPr>
+        <w:ind w:left="3240" w:hanging="1080"/>
+      </w:pPr>
+    </w:lvl>
+    <w:lvl w:ilvl="7">
+      <w:start w:val="1"/>
+      <w:numFmt w:val="decimal"/>
+      <w:lvlText w:val="%1.%2.%3.%4.%5.%6.%7.%8."/>
+      <w:lvlJc w:val="left"/>
+      <w:pPr>
+        <w:ind w:left="3744" w:hanging="1224"/>
+      </w:pPr>
+    </w:lvl>
+    <w:lvl w:ilvl="8">
+      <w:start w:val="1"/>
+      <w:numFmt w:val="decimal"/>
+      <w:lvlText w:val="%1.%2.%3.%4.%5.%6.%7.%8.%9."/>
+      <w:lvlJc w:val="left"/>
+      <w:pPr>
+        <w:ind w:left="4320" w:hanging="1440"/>
+      </w:pPr>
+    </w:lvl>
+  </w:abstractNum>
+  <w:abstractNum w:abstractNumId="32" w15:restartNumberingAfterBreak="0">
     <w:nsid w:val="67D81A5D"/>
     <w:multiLevelType w:val="multilevel"/>
     <w:tmpl w:val="69429654"/>
@@ -6796,7 +7770,7 @@
       </w:rPr>
     </w:lvl>
   </w:abstractNum>
-  <w:abstractNum w:abstractNumId="22" w15:restartNumberingAfterBreak="0">
+  <w:abstractNum w:abstractNumId="33" w15:restartNumberingAfterBreak="0">
     <w:nsid w:val="69622B26"/>
     <w:multiLevelType w:val="multilevel"/>
     <w:tmpl w:val="0419001F"/>
@@ -6882,7 +7856,7 @@
       </w:pPr>
     </w:lvl>
   </w:abstractNum>
-  <w:abstractNum w:abstractNumId="23" w15:restartNumberingAfterBreak="0">
+  <w:abstractNum w:abstractNumId="34" w15:restartNumberingAfterBreak="0">
     <w:nsid w:val="6AA8750F"/>
     <w:multiLevelType w:val="multilevel"/>
     <w:tmpl w:val="0419001F"/>
@@ -6968,13 +7942,13 @@
       </w:pPr>
     </w:lvl>
   </w:abstractNum>
-  <w:abstractNum w:abstractNumId="24" w15:restartNumberingAfterBreak="0">
+  <w:abstractNum w:abstractNumId="35" w15:restartNumberingAfterBreak="0">
     <w:nsid w:val="703616E0"/>
     <w:multiLevelType w:val="multilevel"/>
     <w:tmpl w:val="9C7844BC"/>
     <w:numStyleLink w:val="a"/>
   </w:abstractNum>
-  <w:abstractNum w:abstractNumId="25" w15:restartNumberingAfterBreak="0">
+  <w:abstractNum w:abstractNumId="36" w15:restartNumberingAfterBreak="0">
     <w:nsid w:val="75173607"/>
     <w:multiLevelType w:val="multilevel"/>
     <w:tmpl w:val="48EAB4EA"/>
@@ -7095,13 +8069,13 @@
       </w:rPr>
     </w:lvl>
   </w:abstractNum>
-  <w:abstractNum w:abstractNumId="26" w15:restartNumberingAfterBreak="0">
+  <w:abstractNum w:abstractNumId="37" w15:restartNumberingAfterBreak="0">
     <w:nsid w:val="75F75485"/>
     <w:multiLevelType w:val="multilevel"/>
     <w:tmpl w:val="9C7844BC"/>
     <w:numStyleLink w:val="a"/>
   </w:abstractNum>
-  <w:abstractNum w:abstractNumId="27" w15:restartNumberingAfterBreak="0">
+  <w:abstractNum w:abstractNumId="38" w15:restartNumberingAfterBreak="0">
     <w:nsid w:val="7F715C97"/>
     <w:multiLevelType w:val="multilevel"/>
     <w:tmpl w:val="9C7844BC"/>
@@ -7111,85 +8085,118 @@
     <w:abstractNumId w:val="3"/>
   </w:num>
   <w:num w:numId="2" w16cid:durableId="211119186">
-    <w:abstractNumId w:val="15"/>
+    <w:abstractNumId w:val="22"/>
   </w:num>
   <w:num w:numId="3" w16cid:durableId="328144316">
-    <w:abstractNumId w:val="17"/>
+    <w:abstractNumId w:val="26"/>
   </w:num>
   <w:num w:numId="4" w16cid:durableId="1746490890">
-    <w:abstractNumId w:val="5"/>
+    <w:abstractNumId w:val="7"/>
   </w:num>
   <w:num w:numId="5" w16cid:durableId="170996083">
     <w:abstractNumId w:val="1"/>
   </w:num>
   <w:num w:numId="6" w16cid:durableId="2019388383">
-    <w:abstractNumId w:val="19"/>
+    <w:abstractNumId w:val="28"/>
   </w:num>
   <w:num w:numId="7" w16cid:durableId="1113129682">
-    <w:abstractNumId w:val="11"/>
+    <w:abstractNumId w:val="17"/>
   </w:num>
   <w:num w:numId="8" w16cid:durableId="1609191789">
     <w:abstractNumId w:val="2"/>
   </w:num>
   <w:num w:numId="9" w16cid:durableId="1936474248">
+    <w:abstractNumId w:val="36"/>
+  </w:num>
+  <w:num w:numId="10" w16cid:durableId="2561040">
+    <w:abstractNumId w:val="33"/>
+  </w:num>
+  <w:num w:numId="11" w16cid:durableId="1295329907">
+    <w:abstractNumId w:val="16"/>
+  </w:num>
+  <w:num w:numId="12" w16cid:durableId="1669598169">
+    <w:abstractNumId w:val="18"/>
+  </w:num>
+  <w:num w:numId="13" w16cid:durableId="612173221">
+    <w:abstractNumId w:val="19"/>
+  </w:num>
+  <w:num w:numId="14" w16cid:durableId="2112433280">
+    <w:abstractNumId w:val="34"/>
+  </w:num>
+  <w:num w:numId="15" w16cid:durableId="991519009">
+    <w:abstractNumId w:val="32"/>
+  </w:num>
+  <w:num w:numId="16" w16cid:durableId="551695000">
+    <w:abstractNumId w:val="14"/>
+  </w:num>
+  <w:num w:numId="17" w16cid:durableId="1818107124">
+    <w:abstractNumId w:val="15"/>
+  </w:num>
+  <w:num w:numId="18" w16cid:durableId="1374303818">
+    <w:abstractNumId w:val="12"/>
+  </w:num>
+  <w:num w:numId="19" w16cid:durableId="1027636684">
+    <w:abstractNumId w:val="27"/>
+  </w:num>
+  <w:num w:numId="20" w16cid:durableId="610863539">
     <w:abstractNumId w:val="25"/>
   </w:num>
-  <w:num w:numId="10" w16cid:durableId="2561040">
-    <w:abstractNumId w:val="22"/>
-  </w:num>
-  <w:num w:numId="11" w16cid:durableId="1295329907">
-    <w:abstractNumId w:val="10"/>
-  </w:num>
-  <w:num w:numId="12" w16cid:durableId="1669598169">
-    <w:abstractNumId w:val="12"/>
-  </w:num>
-  <w:num w:numId="13" w16cid:durableId="612173221">
-    <w:abstractNumId w:val="13"/>
-  </w:num>
-  <w:num w:numId="14" w16cid:durableId="2112433280">
-    <w:abstractNumId w:val="23"/>
-  </w:num>
-  <w:num w:numId="15" w16cid:durableId="991519009">
-    <w:abstractNumId w:val="21"/>
-  </w:num>
-  <w:num w:numId="16" w16cid:durableId="551695000">
-    <w:abstractNumId w:val="8"/>
-  </w:num>
-  <w:num w:numId="17" w16cid:durableId="1818107124">
-    <w:abstractNumId w:val="9"/>
-  </w:num>
-  <w:num w:numId="18" w16cid:durableId="1374303818">
-    <w:abstractNumId w:val="7"/>
-  </w:num>
-  <w:num w:numId="19" w16cid:durableId="1027636684">
-    <w:abstractNumId w:val="18"/>
-  </w:num>
-  <w:num w:numId="20" w16cid:durableId="610863539">
-    <w:abstractNumId w:val="16"/>
-  </w:num>
   <w:num w:numId="21" w16cid:durableId="2006322393">
-    <w:abstractNumId w:val="6"/>
+    <w:abstractNumId w:val="11"/>
   </w:num>
   <w:num w:numId="22" w16cid:durableId="1612592374">
-    <w:abstractNumId w:val="24"/>
+    <w:abstractNumId w:val="35"/>
   </w:num>
   <w:num w:numId="23" w16cid:durableId="2051100519">
-    <w:abstractNumId w:val="20"/>
+    <w:abstractNumId w:val="29"/>
   </w:num>
   <w:num w:numId="24" w16cid:durableId="666440991">
     <w:abstractNumId w:val="0"/>
   </w:num>
   <w:num w:numId="25" w16cid:durableId="1412969212">
-    <w:abstractNumId w:val="14"/>
+    <w:abstractNumId w:val="21"/>
   </w:num>
   <w:num w:numId="26" w16cid:durableId="356463538">
-    <w:abstractNumId w:val="26"/>
+    <w:abstractNumId w:val="37"/>
   </w:num>
   <w:num w:numId="27" w16cid:durableId="1929658672">
     <w:abstractNumId w:val="4"/>
   </w:num>
   <w:num w:numId="28" w16cid:durableId="1456290222">
-    <w:abstractNumId w:val="27"/>
+    <w:abstractNumId w:val="38"/>
+  </w:num>
+  <w:num w:numId="29" w16cid:durableId="185798414">
+    <w:abstractNumId w:val="24"/>
+  </w:num>
+  <w:num w:numId="30" w16cid:durableId="1003707324">
+    <w:abstractNumId w:val="10"/>
+  </w:num>
+  <w:num w:numId="31" w16cid:durableId="2085183851">
+    <w:abstractNumId w:val="13"/>
+  </w:num>
+  <w:num w:numId="32" w16cid:durableId="1920482540">
+    <w:abstractNumId w:val="31"/>
+  </w:num>
+  <w:num w:numId="33" w16cid:durableId="1728063534">
+    <w:abstractNumId w:val="20"/>
+  </w:num>
+  <w:num w:numId="34" w16cid:durableId="2065058160">
+    <w:abstractNumId w:val="5"/>
+  </w:num>
+  <w:num w:numId="35" w16cid:durableId="1964071199">
+    <w:abstractNumId w:val="23"/>
+  </w:num>
+  <w:num w:numId="36" w16cid:durableId="428045947">
+    <w:abstractNumId w:val="6"/>
+  </w:num>
+  <w:num w:numId="37" w16cid:durableId="639379415">
+    <w:abstractNumId w:val="9"/>
+  </w:num>
+  <w:num w:numId="38" w16cid:durableId="353768477">
+    <w:abstractNumId w:val="30"/>
+  </w:num>
+  <w:num w:numId="39" w16cid:durableId="167212750">
+    <w:abstractNumId w:val="8"/>
   </w:num>
 </w:numbering>
 </file>
